--- a/docs/reports/프로젝트_종합정리.docx
+++ b/docs/reports/프로젝트_종합정리.docx
@@ -2344,7 +2344,7 @@
                 <w:rStyle w:val="VerbatimChar"/>
                 <w:sz w:val="17"/>
               </w:rPr>
-              <w:t xml:space="preserve">SSSat</w:t>
+              <w:t xml:space="preserve">SSlin</w:t>
             </w:r>
           </w:p>
         </w:tc>
@@ -2361,7 +2361,7 @@
               <w:rPr>
                 <w:sz w:val="17"/>
               </w:rPr>
-              <w:t xml:space="preserve">포화 Subthreshold Swing [mV/dec]</w:t>
+              <w:t xml:space="preserve">선형(저 Vd) Subthreshold Swing [mV/dec]</w:t>
             </w:r>
           </w:p>
         </w:tc>
@@ -2376,9 +2376,22 @@
             </w:pPr>
             <w:r>
               <w:rPr>
-                <w:sz w:val="17"/>
-              </w:rPr>
-              <w:t xml:space="preserve">정전제어 품질(낮을수록 좋음)</w:t>
+                <w:b/>
+                <w:sz w:val="17"/>
+              </w:rPr>
+              <w:t xml:space="preserve">게이트 제어 품질</w:t>
+            </w:r>
+            <w:r>
+              <w:rPr>
+                <w:sz w:val="17"/>
+              </w:rPr>
+              <w:t xml:space="preserve"> </w:t>
+            </w:r>
+            <w:r>
+              <w:rPr>
+                <w:sz w:val="17"/>
+              </w:rPr>
+              <w:t xml:space="preserve">— 이상적 60 mV/dec와 비교 가능한 값</w:t>
             </w:r>
           </w:p>
         </w:tc>
@@ -2398,7 +2411,7 @@
                 <w:rStyle w:val="VerbatimChar"/>
                 <w:sz w:val="17"/>
               </w:rPr>
-              <w:t xml:space="preserve">Ioff_norm</w:t>
+              <w:t xml:space="preserve">SSSat</w:t>
             </w:r>
           </w:p>
         </w:tc>
@@ -2415,7 +2428,7 @@
               <w:rPr>
                 <w:sz w:val="17"/>
               </w:rPr>
-              <w:t xml:space="preserve">정규화 누설전류</w:t>
+              <w:t xml:space="preserve">포화(Vd=Vdd) Subthreshold Swing [mV/dec]</w:t>
             </w:r>
           </w:p>
         </w:tc>
@@ -2432,7 +2445,7 @@
               <w:rPr>
                 <w:sz w:val="17"/>
               </w:rPr>
-              <w:t xml:space="preserve">전력 페널티</w:t>
+              <w:t xml:space="preserve">게이트 제어 + DIBL + 접합누설이 섞인 값. ⚠ 60과 직접 비교 금지 (4-6절 참고)</w:t>
             </w:r>
           </w:p>
         </w:tc>
@@ -2452,6 +2465,114 @@
                 <w:rStyle w:val="VerbatimChar"/>
                 <w:sz w:val="17"/>
               </w:rPr>
+              <w:t xml:space="preserve">DIBL_mV_V</w:t>
+            </w:r>
+          </w:p>
+        </w:tc>
+        <w:tc>
+          <w:tcPr>
+            <w:tcW w:w="3120" w:type="dxa"/>
+          </w:tcPr>
+          <w:p>
+            <w:pPr>
+              <w:pStyle w:val="Compact"/>
+              <w:jc w:val="left"/>
+            </w:pPr>
+            <w:r>
+              <w:rPr>
+                <w:sz w:val="17"/>
+              </w:rPr>
+              <w:t xml:space="preserve">(|VtiLin|−|VtiSat|)/ΔVd</w:t>
+            </w:r>
+          </w:p>
+        </w:tc>
+        <w:tc>
+          <w:tcPr>
+            <w:tcW w:w="3120" w:type="dxa"/>
+          </w:tcPr>
+          <w:p>
+            <w:pPr>
+              <w:pStyle w:val="Compact"/>
+              <w:jc w:val="left"/>
+            </w:pPr>
+            <w:r>
+              <w:rPr>
+                <w:sz w:val="17"/>
+              </w:rPr>
+              <w:t xml:space="preserve">숏채널 효과(드레인의 장벽 저하) 정량화</w:t>
+            </w:r>
+          </w:p>
+        </w:tc>
+      </w:tr>
+      <w:tr>
+        <w:tc>
+          <w:tcPr>
+            <w:tcW w:w="3120" w:type="dxa"/>
+          </w:tcPr>
+          <w:p>
+            <w:pPr>
+              <w:pStyle w:val="Compact"/>
+              <w:jc w:val="left"/>
+            </w:pPr>
+            <w:r>
+              <w:rPr>
+                <w:rStyle w:val="VerbatimChar"/>
+                <w:sz w:val="17"/>
+              </w:rPr>
+              <w:t xml:space="preserve">Ioff_norm</w:t>
+            </w:r>
+          </w:p>
+        </w:tc>
+        <w:tc>
+          <w:tcPr>
+            <w:tcW w:w="3120" w:type="dxa"/>
+          </w:tcPr>
+          <w:p>
+            <w:pPr>
+              <w:pStyle w:val="Compact"/>
+              <w:jc w:val="left"/>
+            </w:pPr>
+            <w:r>
+              <w:rPr>
+                <w:sz w:val="17"/>
+              </w:rPr>
+              <w:t xml:space="preserve">정규화 누설전류</w:t>
+            </w:r>
+          </w:p>
+        </w:tc>
+        <w:tc>
+          <w:tcPr>
+            <w:tcW w:w="3120" w:type="dxa"/>
+          </w:tcPr>
+          <w:p>
+            <w:pPr>
+              <w:pStyle w:val="Compact"/>
+              <w:jc w:val="left"/>
+            </w:pPr>
+            <w:r>
+              <w:rPr>
+                <w:sz w:val="17"/>
+              </w:rPr>
+              <w:t xml:space="preserve">전력 페널티</w:t>
+            </w:r>
+          </w:p>
+        </w:tc>
+      </w:tr>
+      <w:tr>
+        <w:tc>
+          <w:tcPr>
+            <w:tcW w:w="3120" w:type="dxa"/>
+          </w:tcPr>
+          <w:p>
+            <w:pPr>
+              <w:pStyle w:val="Compact"/>
+              <w:jc w:val="left"/>
+            </w:pPr>
+            <w:r>
+              <w:rPr>
+                <w:rStyle w:val="VerbatimChar"/>
+                <w:sz w:val="17"/>
+              </w:rPr>
               <w:t xml:space="preserve">VtiSat</w:t>
             </w:r>
           </w:p>
@@ -2501,743 +2622,6 @@
         <w:t xml:space="preserve">4-2. Ge% 축 거동 (FR=0 기준)</w:t>
       </w:r>
       <w:bookmarkEnd w:id="44"/>
-    </w:p>
-    <w:tbl>
-      <w:tblPr>
-        <w:tblStyle w:val="Table"/>
-        <w:tblLook w:firstRow="1"/>
-        <w:tblW w:w="5000" w:type="pct"/>
-        <w:tblBorders>
-          <w:top w:val="single" w:sz="4" w:color="999999"/>
-          <w:left w:val="single" w:sz="4" w:color="999999"/>
-          <w:bottom w:val="single" w:sz="4" w:color="999999"/>
-          <w:right w:val="single" w:sz="4" w:color="999999"/>
-          <w:insideH w:val="single" w:sz="4" w:color="999999"/>
-          <w:insideV w:val="single" w:sz="4" w:color="999999"/>
-        </w:tblBorders>
-      </w:tblPr>
-      <w:tblGrid>
-        <w:gridCol w:w="1560"/>
-        <w:gridCol w:w="1560"/>
-        <w:gridCol w:w="1560"/>
-        <w:gridCol w:w="1560"/>
-        <w:gridCol w:w="1560"/>
-        <w:gridCol w:w="1560"/>
-      </w:tblGrid>
-      <w:tr>
-        <w:trPr>
-          <w:cnfStyle w:firstRow="1"/>
-        </w:trPr>
-        <w:tc>
-          <w:tcPr>
-            <w:tcBorders>
-              <w:bottom w:val="single"/>
-            </w:tcBorders>
-            <w:vAlign w:val="bottom"/>
-            <w:tcW w:w="1560" w:type="dxa"/>
-          </w:tcPr>
-          <w:p>
-            <w:pPr>
-              <w:pStyle w:val="Compact"/>
-              <w:jc w:val="left"/>
-            </w:pPr>
-            <w:r>
-              <w:rPr>
-                <w:sz w:val="17"/>
-              </w:rPr>
-              <w:t xml:space="preserve">Ge%</w:t>
-            </w:r>
-          </w:p>
-        </w:tc>
-        <w:tc>
-          <w:tcPr>
-            <w:tcBorders>
-              <w:bottom w:val="single"/>
-            </w:tcBorders>
-            <w:vAlign w:val="bottom"/>
-            <w:tcW w:w="1560" w:type="dxa"/>
-          </w:tcPr>
-          <w:p>
-            <w:pPr>
-              <w:pStyle w:val="Compact"/>
-              <w:jc w:val="left"/>
-            </w:pPr>
-            <w:r>
-              <w:rPr>
-                <w:sz w:val="17"/>
-              </w:rPr>
-              <w:t xml:space="preserve">SlFin (MPa)</w:t>
-            </w:r>
-          </w:p>
-        </w:tc>
-        <w:tc>
-          <w:tcPr>
-            <w:tcBorders>
-              <w:bottom w:val="single"/>
-            </w:tcBorders>
-            <w:vAlign w:val="bottom"/>
-            <w:tcW w:w="1560" w:type="dxa"/>
-          </w:tcPr>
-          <w:p>
-            <w:pPr>
-              <w:pStyle w:val="Compact"/>
-              <w:jc w:val="left"/>
-            </w:pPr>
-            <w:r>
-              <w:rPr>
-                <w:sz w:val="17"/>
-              </w:rPr>
-              <w:t xml:space="preserve">gmSat</w:t>
-            </w:r>
-          </w:p>
-        </w:tc>
-        <w:tc>
-          <w:tcPr>
-            <w:tcBorders>
-              <w:bottom w:val="single"/>
-            </w:tcBorders>
-            <w:vAlign w:val="bottom"/>
-            <w:tcW w:w="1560" w:type="dxa"/>
-          </w:tcPr>
-          <w:p>
-            <w:pPr>
-              <w:pStyle w:val="Compact"/>
-              <w:jc w:val="left"/>
-            </w:pPr>
-            <w:r>
-              <w:rPr>
-                <w:sz w:val="17"/>
-              </w:rPr>
-              <w:t xml:space="preserve">IdSat_norm</w:t>
-            </w:r>
-          </w:p>
-        </w:tc>
-        <w:tc>
-          <w:tcPr>
-            <w:tcBorders>
-              <w:bottom w:val="single"/>
-            </w:tcBorders>
-            <w:vAlign w:val="bottom"/>
-            <w:tcW w:w="1560" w:type="dxa"/>
-          </w:tcPr>
-          <w:p>
-            <w:pPr>
-              <w:pStyle w:val="Compact"/>
-              <w:jc w:val="left"/>
-            </w:pPr>
-            <w:r>
-              <w:rPr>
-                <w:sz w:val="17"/>
-              </w:rPr>
-              <w:t xml:space="preserve">SSSat</w:t>
-            </w:r>
-          </w:p>
-        </w:tc>
-        <w:tc>
-          <w:tcPr>
-            <w:tcBorders>
-              <w:bottom w:val="single"/>
-            </w:tcBorders>
-            <w:vAlign w:val="bottom"/>
-            <w:tcW w:w="1560" w:type="dxa"/>
-          </w:tcPr>
-          <w:p>
-            <w:pPr>
-              <w:pStyle w:val="Compact"/>
-              <w:jc w:val="left"/>
-            </w:pPr>
-            <w:r>
-              <w:rPr>
-                <w:sz w:val="17"/>
-              </w:rPr>
-              <w:t xml:space="preserve">Ioff_norm</w:t>
-            </w:r>
-          </w:p>
-        </w:tc>
-      </w:tr>
-      <w:tr>
-        <w:tc>
-          <w:tcPr>
-            <w:tcW w:w="1560" w:type="dxa"/>
-          </w:tcPr>
-          <w:p>
-            <w:pPr>
-              <w:pStyle w:val="Compact"/>
-              <w:jc w:val="left"/>
-            </w:pPr>
-            <w:r>
-              <w:rPr>
-                <w:sz w:val="17"/>
-              </w:rPr>
-              <w:t xml:space="preserve">30</w:t>
-            </w:r>
-          </w:p>
-        </w:tc>
-        <w:tc>
-          <w:tcPr>
-            <w:tcW w:w="1560" w:type="dxa"/>
-          </w:tcPr>
-          <w:p>
-            <w:pPr>
-              <w:pStyle w:val="Compact"/>
-              <w:jc w:val="left"/>
-            </w:pPr>
-            <w:r>
-              <w:rPr>
-                <w:sz w:val="17"/>
-              </w:rPr>
-              <w:t xml:space="preserve">-1346</w:t>
-            </w:r>
-          </w:p>
-        </w:tc>
-        <w:tc>
-          <w:tcPr>
-            <w:tcW w:w="1560" w:type="dxa"/>
-          </w:tcPr>
-          <w:p>
-            <w:pPr>
-              <w:pStyle w:val="Compact"/>
-              <w:jc w:val="left"/>
-            </w:pPr>
-            <w:r>
-              <w:rPr>
-                <w:sz w:val="17"/>
-              </w:rPr>
-              <w:t xml:space="preserve">9.58e-5</w:t>
-            </w:r>
-          </w:p>
-        </w:tc>
-        <w:tc>
-          <w:tcPr>
-            <w:tcW w:w="1560" w:type="dxa"/>
-          </w:tcPr>
-          <w:p>
-            <w:pPr>
-              <w:pStyle w:val="Compact"/>
-              <w:jc w:val="left"/>
-            </w:pPr>
-            <w:r>
-              <w:rPr>
-                <w:sz w:val="17"/>
-              </w:rPr>
-              <w:t xml:space="preserve">4.72e-4</w:t>
-            </w:r>
-          </w:p>
-        </w:tc>
-        <w:tc>
-          <w:tcPr>
-            <w:tcW w:w="1560" w:type="dxa"/>
-          </w:tcPr>
-          <w:p>
-            <w:pPr>
-              <w:pStyle w:val="Compact"/>
-              <w:jc w:val="left"/>
-            </w:pPr>
-            <w:r>
-              <w:rPr>
-                <w:sz w:val="17"/>
-              </w:rPr>
-              <w:t xml:space="preserve">105.1</w:t>
-            </w:r>
-          </w:p>
-        </w:tc>
-        <w:tc>
-          <w:tcPr>
-            <w:tcW w:w="1560" w:type="dxa"/>
-          </w:tcPr>
-          <w:p>
-            <w:pPr>
-              <w:pStyle w:val="Compact"/>
-              <w:jc w:val="left"/>
-            </w:pPr>
-            <w:r>
-              <w:rPr>
-                <w:sz w:val="17"/>
-              </w:rPr>
-              <w:t xml:space="preserve">1.07e-10</w:t>
-            </w:r>
-          </w:p>
-        </w:tc>
-      </w:tr>
-      <w:tr>
-        <w:tc>
-          <w:tcPr>
-            <w:tcW w:w="1560" w:type="dxa"/>
-          </w:tcPr>
-          <w:p>
-            <w:pPr>
-              <w:pStyle w:val="Compact"/>
-              <w:jc w:val="left"/>
-            </w:pPr>
-            <w:r>
-              <w:rPr>
-                <w:sz w:val="17"/>
-              </w:rPr>
-              <w:t xml:space="preserve">40</w:t>
-            </w:r>
-          </w:p>
-        </w:tc>
-        <w:tc>
-          <w:tcPr>
-            <w:tcW w:w="1560" w:type="dxa"/>
-          </w:tcPr>
-          <w:p>
-            <w:pPr>
-              <w:pStyle w:val="Compact"/>
-              <w:jc w:val="left"/>
-            </w:pPr>
-            <w:r>
-              <w:rPr>
-                <w:sz w:val="17"/>
-              </w:rPr>
-              <w:t xml:space="preserve">-1801</w:t>
-            </w:r>
-          </w:p>
-        </w:tc>
-        <w:tc>
-          <w:tcPr>
-            <w:tcW w:w="1560" w:type="dxa"/>
-          </w:tcPr>
-          <w:p>
-            <w:pPr>
-              <w:pStyle w:val="Compact"/>
-              <w:jc w:val="left"/>
-            </w:pPr>
-            <w:r>
-              <w:rPr>
-                <w:sz w:val="17"/>
-              </w:rPr>
-              <w:t xml:space="preserve">1.02e-4</w:t>
-            </w:r>
-          </w:p>
-        </w:tc>
-        <w:tc>
-          <w:tcPr>
-            <w:tcW w:w="1560" w:type="dxa"/>
-          </w:tcPr>
-          <w:p>
-            <w:pPr>
-              <w:pStyle w:val="Compact"/>
-              <w:jc w:val="left"/>
-            </w:pPr>
-            <w:r>
-              <w:rPr>
-                <w:sz w:val="17"/>
-              </w:rPr>
-              <w:t xml:space="preserve">5.14e-4</w:t>
-            </w:r>
-          </w:p>
-        </w:tc>
-        <w:tc>
-          <w:tcPr>
-            <w:tcW w:w="1560" w:type="dxa"/>
-          </w:tcPr>
-          <w:p>
-            <w:pPr>
-              <w:pStyle w:val="Compact"/>
-              <w:jc w:val="left"/>
-            </w:pPr>
-            <w:r>
-              <w:rPr>
-                <w:sz w:val="17"/>
-              </w:rPr>
-              <w:t xml:space="preserve">120.7</w:t>
-            </w:r>
-          </w:p>
-        </w:tc>
-        <w:tc>
-          <w:tcPr>
-            <w:tcW w:w="1560" w:type="dxa"/>
-          </w:tcPr>
-          <w:p>
-            <w:pPr>
-              <w:pStyle w:val="Compact"/>
-              <w:jc w:val="left"/>
-            </w:pPr>
-            <w:r>
-              <w:rPr>
-                <w:sz w:val="17"/>
-              </w:rPr>
-              <w:t xml:space="preserve">1.30e-10</w:t>
-            </w:r>
-          </w:p>
-        </w:tc>
-      </w:tr>
-      <w:tr>
-        <w:tc>
-          <w:tcPr>
-            <w:tcW w:w="1560" w:type="dxa"/>
-          </w:tcPr>
-          <w:p>
-            <w:pPr>
-              <w:pStyle w:val="Compact"/>
-              <w:jc w:val="left"/>
-            </w:pPr>
-            <w:r>
-              <w:rPr>
-                <w:sz w:val="17"/>
-              </w:rPr>
-              <w:t xml:space="preserve">50</w:t>
-            </w:r>
-          </w:p>
-        </w:tc>
-        <w:tc>
-          <w:tcPr>
-            <w:tcW w:w="1560" w:type="dxa"/>
-          </w:tcPr>
-          <w:p>
-            <w:pPr>
-              <w:pStyle w:val="Compact"/>
-              <w:jc w:val="left"/>
-            </w:pPr>
-            <w:r>
-              <w:rPr>
-                <w:sz w:val="17"/>
-              </w:rPr>
-              <w:t xml:space="preserve">-2262</w:t>
-            </w:r>
-          </w:p>
-        </w:tc>
-        <w:tc>
-          <w:tcPr>
-            <w:tcW w:w="1560" w:type="dxa"/>
-          </w:tcPr>
-          <w:p>
-            <w:pPr>
-              <w:pStyle w:val="Compact"/>
-              <w:jc w:val="left"/>
-            </w:pPr>
-            <w:r>
-              <w:rPr>
-                <w:sz w:val="17"/>
-              </w:rPr>
-              <w:t xml:space="preserve">1.06e-4</w:t>
-            </w:r>
-          </w:p>
-        </w:tc>
-        <w:tc>
-          <w:tcPr>
-            <w:tcW w:w="1560" w:type="dxa"/>
-          </w:tcPr>
-          <w:p>
-            <w:pPr>
-              <w:pStyle w:val="Compact"/>
-              <w:jc w:val="left"/>
-            </w:pPr>
-            <w:r>
-              <w:rPr>
-                <w:sz w:val="17"/>
-              </w:rPr>
-              <w:t xml:space="preserve">5.57e-4</w:t>
-            </w:r>
-          </w:p>
-        </w:tc>
-        <w:tc>
-          <w:tcPr>
-            <w:tcW w:w="1560" w:type="dxa"/>
-          </w:tcPr>
-          <w:p>
-            <w:pPr>
-              <w:pStyle w:val="Compact"/>
-              <w:jc w:val="left"/>
-            </w:pPr>
-            <w:r>
-              <w:rPr>
-                <w:sz w:val="17"/>
-              </w:rPr>
-              <w:t xml:space="preserve">183.5</w:t>
-            </w:r>
-          </w:p>
-        </w:tc>
-        <w:tc>
-          <w:tcPr>
-            <w:tcW w:w="1560" w:type="dxa"/>
-          </w:tcPr>
-          <w:p>
-            <w:pPr>
-              <w:pStyle w:val="Compact"/>
-              <w:jc w:val="left"/>
-            </w:pPr>
-            <w:r>
-              <w:rPr>
-                <w:sz w:val="17"/>
-              </w:rPr>
-              <w:t xml:space="preserve">2.41e-10</w:t>
-            </w:r>
-          </w:p>
-        </w:tc>
-      </w:tr>
-      <w:tr>
-        <w:tc>
-          <w:tcPr>
-            <w:tcW w:w="1560" w:type="dxa"/>
-          </w:tcPr>
-          <w:p>
-            <w:pPr>
-              <w:pStyle w:val="Compact"/>
-              <w:jc w:val="left"/>
-            </w:pPr>
-            <w:r>
-              <w:rPr>
-                <w:sz w:val="17"/>
-              </w:rPr>
-              <w:t xml:space="preserve">60</w:t>
-            </w:r>
-          </w:p>
-        </w:tc>
-        <w:tc>
-          <w:tcPr>
-            <w:tcW w:w="1560" w:type="dxa"/>
-          </w:tcPr>
-          <w:p>
-            <w:pPr>
-              <w:pStyle w:val="Compact"/>
-              <w:jc w:val="left"/>
-            </w:pPr>
-            <w:r>
-              <w:rPr>
-                <w:sz w:val="17"/>
-              </w:rPr>
-              <w:t xml:space="preserve">-2730</w:t>
-            </w:r>
-          </w:p>
-        </w:tc>
-        <w:tc>
-          <w:tcPr>
-            <w:tcW w:w="1560" w:type="dxa"/>
-          </w:tcPr>
-          <w:p>
-            <w:pPr>
-              <w:pStyle w:val="Compact"/>
-              <w:jc w:val="left"/>
-            </w:pPr>
-            <w:r>
-              <w:rPr>
-                <w:sz w:val="17"/>
-              </w:rPr>
-              <w:t xml:space="preserve">1.11e-4</w:t>
-            </w:r>
-          </w:p>
-        </w:tc>
-        <w:tc>
-          <w:tcPr>
-            <w:tcW w:w="1560" w:type="dxa"/>
-          </w:tcPr>
-          <w:p>
-            <w:pPr>
-              <w:pStyle w:val="Compact"/>
-              <w:jc w:val="left"/>
-            </w:pPr>
-            <w:r>
-              <w:rPr>
-                <w:sz w:val="17"/>
-              </w:rPr>
-              <w:t xml:space="preserve">6.06e-4</w:t>
-            </w:r>
-          </w:p>
-        </w:tc>
-        <w:tc>
-          <w:tcPr>
-            <w:tcW w:w="1560" w:type="dxa"/>
-          </w:tcPr>
-          <w:p>
-            <w:pPr>
-              <w:pStyle w:val="Compact"/>
-              <w:jc w:val="left"/>
-            </w:pPr>
-            <w:r>
-              <w:rPr>
-                <w:sz w:val="17"/>
-              </w:rPr>
-              <w:t xml:space="preserve">247.7</w:t>
-            </w:r>
-          </w:p>
-        </w:tc>
-        <w:tc>
-          <w:tcPr>
-            <w:tcW w:w="1560" w:type="dxa"/>
-          </w:tcPr>
-          <w:p>
-            <w:pPr>
-              <w:pStyle w:val="Compact"/>
-              <w:jc w:val="left"/>
-            </w:pPr>
-            <w:r>
-              <w:rPr>
-                <w:sz w:val="17"/>
-              </w:rPr>
-              <w:t xml:space="preserve">4.07e-10</w:t>
-            </w:r>
-          </w:p>
-        </w:tc>
-      </w:tr>
-      <w:tr>
-        <w:tc>
-          <w:tcPr>
-            <w:tcW w:w="1560" w:type="dxa"/>
-          </w:tcPr>
-          <w:p>
-            <w:pPr>
-              <w:pStyle w:val="Compact"/>
-              <w:jc w:val="left"/>
-            </w:pPr>
-            <w:r>
-              <w:rPr>
-                <w:sz w:val="17"/>
-              </w:rPr>
-              <w:t xml:space="preserve">70</w:t>
-            </w:r>
-          </w:p>
-        </w:tc>
-        <w:tc>
-          <w:tcPr>
-            <w:tcW w:w="1560" w:type="dxa"/>
-          </w:tcPr>
-          <w:p>
-            <w:pPr>
-              <w:pStyle w:val="Compact"/>
-              <w:jc w:val="left"/>
-            </w:pPr>
-            <w:r>
-              <w:rPr>
-                <w:sz w:val="17"/>
-              </w:rPr>
-              <w:t xml:space="preserve">-3210</w:t>
-            </w:r>
-          </w:p>
-        </w:tc>
-        <w:tc>
-          <w:tcPr>
-            <w:tcW w:w="1560" w:type="dxa"/>
-          </w:tcPr>
-          <w:p>
-            <w:pPr>
-              <w:pStyle w:val="Compact"/>
-              <w:jc w:val="left"/>
-            </w:pPr>
-            <w:r>
-              <w:rPr>
-                <w:sz w:val="17"/>
-              </w:rPr>
-              <w:t xml:space="preserve">1.14e-4</w:t>
-            </w:r>
-          </w:p>
-        </w:tc>
-        <w:tc>
-          <w:tcPr>
-            <w:tcW w:w="1560" w:type="dxa"/>
-          </w:tcPr>
-          <w:p>
-            <w:pPr>
-              <w:pStyle w:val="Compact"/>
-              <w:jc w:val="left"/>
-            </w:pPr>
-            <w:r>
-              <w:rPr>
-                <w:sz w:val="17"/>
-              </w:rPr>
-              <w:t xml:space="preserve">6.32e-4</w:t>
-            </w:r>
-          </w:p>
-        </w:tc>
-        <w:tc>
-          <w:tcPr>
-            <w:tcW w:w="1560" w:type="dxa"/>
-          </w:tcPr>
-          <w:p>
-            <w:pPr>
-              <w:pStyle w:val="Compact"/>
-              <w:jc w:val="left"/>
-            </w:pPr>
-            <w:r>
-              <w:rPr>
-                <w:sz w:val="17"/>
-              </w:rPr>
-              <w:t xml:space="preserve">315.7</w:t>
-            </w:r>
-          </w:p>
-        </w:tc>
-        <w:tc>
-          <w:tcPr>
-            <w:tcW w:w="1560" w:type="dxa"/>
-          </w:tcPr>
-          <w:p>
-            <w:pPr>
-              <w:pStyle w:val="Compact"/>
-              <w:jc w:val="left"/>
-            </w:pPr>
-            <w:r>
-              <w:rPr>
-                <w:sz w:val="17"/>
-              </w:rPr>
-              <w:t xml:space="preserve">6.01e-10</w:t>
-            </w:r>
-          </w:p>
-        </w:tc>
-      </w:tr>
-    </w:tbl>
-    <w:p>
-      <w:pPr>
-        <w:pStyle w:val="BodyText"/>
-      </w:pPr>
-      <w:r>
-        <w:rPr>
-          <w:b/>
-        </w:rPr>
-        <w:t xml:space="preserve">해석</w:t>
-      </w:r>
-      <w:r>
-        <w:t xml:space="preserve">: 응력·gmSat·IdSat_norm이</w:t>
-      </w:r>
-      <w:r>
-        <w:t xml:space="preserve"> </w:t>
-      </w:r>
-      <w:r>
-        <w:rPr>
-          <w:b/>
-        </w:rPr>
-        <w:t xml:space="preserve">전부 반전 없이 단조 증가</w:t>
-      </w:r>
-      <w:r>
-        <w:t xml:space="preserve">. 특히 gmSat(이동도 프록시)과 IdSat_norm(전류)이 같은 방향으로 함께 움직인다 →</w:t>
-      </w:r>
-      <w:r>
-        <w:t xml:space="preserve"> </w:t>
-      </w:r>
-      <w:r>
-        <w:t xml:space="preserve">“</w:t>
-      </w:r>
-      <w:r>
-        <w:t xml:space="preserve">응력↑ → 이동도↑ → 전류↑</w:t>
-      </w:r>
-      <w:r>
-        <w:t xml:space="preserve">”</w:t>
-      </w:r>
-      <w:r>
-        <w:t xml:space="preserve">라는 메커니즘이 이 축에서는</w:t>
-      </w:r>
-      <w:r>
-        <w:t xml:space="preserve"> </w:t>
-      </w:r>
-      <w:r>
-        <w:rPr>
-          <w:b/>
-        </w:rPr>
-        <w:t xml:space="preserve">분리되지 않고 깨끗하게 성립</w:t>
-      </w:r>
-      <w:r>
-        <w:t xml:space="preserve">. 대가로 SSSat·Ioff도 같이 나빠지지만 자릿수가 바뀔 정도는 아니다.</w:t>
-      </w:r>
-    </w:p>
-    <w:p>
-      <w:pPr>
-        <w:pStyle w:val="Heading3"/>
-      </w:pPr>
-      <w:bookmarkStart w:id="45" w:name="fr-축-거동-ge50-기준-다른-ge에서도-동일-재현"/>
-      <w:r>
-        <w:t xml:space="preserve">4-3. FR 축 거동 (Ge=50% 기준, 다른 Ge%에서도 동일 재현)</w:t>
-      </w:r>
-      <w:bookmarkEnd w:id="45"/>
     </w:p>
     <w:tbl>
       <w:tblPr>
@@ -3283,7 +2667,7 @@
               <w:rPr>
                 <w:sz w:val="17"/>
               </w:rPr>
-              <w:t xml:space="preserve">FR (nm)</w:t>
+              <w:t xml:space="preserve">Ge%</w:t>
             </w:r>
           </w:p>
         </w:tc>
@@ -3367,7 +2751,7 @@
               <w:rPr>
                 <w:sz w:val="17"/>
               </w:rPr>
-              <w:t xml:space="preserve">VtiSat 크기</w:t>
+              <w:t xml:space="preserve">SSlin</w:t>
             </w:r>
           </w:p>
         </w:tc>
@@ -3388,7 +2772,7 @@
               <w:rPr>
                 <w:sz w:val="17"/>
               </w:rPr>
-              <w:t xml:space="preserve">SSSat</w:t>
+              <w:t xml:space="preserve">Ioff_norm</w:t>
             </w:r>
           </w:p>
         </w:tc>
@@ -3409,7 +2793,7 @@
               <w:rPr>
                 <w:sz w:val="17"/>
               </w:rPr>
-              <w:t xml:space="preserve">Ioff_norm</w:t>
+              <w:t xml:space="preserve">DIBL</w:t>
             </w:r>
           </w:p>
         </w:tc>
@@ -3428,7 +2812,7 @@
               <w:rPr>
                 <w:sz w:val="17"/>
               </w:rPr>
-              <w:t xml:space="preserve">0</w:t>
+              <w:t xml:space="preserve">30</w:t>
             </w:r>
           </w:p>
         </w:tc>
@@ -3445,7 +2829,7 @@
               <w:rPr>
                 <w:sz w:val="17"/>
               </w:rPr>
-              <w:t xml:space="preserve">-2262</w:t>
+              <w:t xml:space="preserve">-1346</w:t>
             </w:r>
           </w:p>
         </w:tc>
@@ -3462,7 +2846,7 @@
               <w:rPr>
                 <w:sz w:val="17"/>
               </w:rPr>
-              <w:t xml:space="preserve">1.060e-4</w:t>
+              <w:t xml:space="preserve">9.58e-5</w:t>
             </w:r>
           </w:p>
         </w:tc>
@@ -3479,7 +2863,7 @@
               <w:rPr>
                 <w:sz w:val="17"/>
               </w:rPr>
-              <w:t xml:space="preserve">5.57e-4</w:t>
+              <w:t xml:space="preserve">4.72e-4</w:t>
             </w:r>
           </w:p>
         </w:tc>
@@ -3496,7 +2880,7 @@
               <w:rPr>
                 <w:sz w:val="17"/>
               </w:rPr>
-              <w:t xml:space="preserve">0.403</w:t>
+              <w:t xml:space="preserve">80.4</w:t>
             </w:r>
           </w:p>
         </w:tc>
@@ -3513,7 +2897,7 @@
               <w:rPr>
                 <w:sz w:val="17"/>
               </w:rPr>
-              <w:t xml:space="preserve">183.5</w:t>
+              <w:t xml:space="preserve">1.07e-10</w:t>
             </w:r>
           </w:p>
         </w:tc>
@@ -3530,7 +2914,7 @@
               <w:rPr>
                 <w:sz w:val="17"/>
               </w:rPr>
-              <w:t xml:space="preserve">2.41e-10</w:t>
+              <w:t xml:space="preserve">89</w:t>
             </w:r>
           </w:p>
         </w:tc>
@@ -3549,7 +2933,7 @@
               <w:rPr>
                 <w:sz w:val="17"/>
               </w:rPr>
-              <w:t xml:space="preserve">10</w:t>
+              <w:t xml:space="preserve">40</w:t>
             </w:r>
           </w:p>
         </w:tc>
@@ -3566,7 +2950,7 @@
               <w:rPr>
                 <w:sz w:val="17"/>
               </w:rPr>
-              <w:t xml:space="preserve">-2449</w:t>
+              <w:t xml:space="preserve">-1801</w:t>
             </w:r>
           </w:p>
         </w:tc>
@@ -3583,7 +2967,7 @@
               <w:rPr>
                 <w:sz w:val="17"/>
               </w:rPr>
-              <w:t xml:space="preserve">1.130e-4</w:t>
+              <w:t xml:space="preserve">1.02e-4</w:t>
             </w:r>
           </w:p>
         </w:tc>
@@ -3600,7 +2984,7 @@
               <w:rPr>
                 <w:sz w:val="17"/>
               </w:rPr>
-              <w:t xml:space="preserve">6.10e-4</w:t>
+              <w:t xml:space="preserve">5.14e-4</w:t>
             </w:r>
           </w:p>
         </w:tc>
@@ -3617,7 +3001,7 @@
               <w:rPr>
                 <w:sz w:val="17"/>
               </w:rPr>
-              <w:t xml:space="preserve">0.392</w:t>
+              <w:t xml:space="preserve">79.4</w:t>
             </w:r>
           </w:p>
         </w:tc>
@@ -3634,7 +3018,7 @@
               <w:rPr>
                 <w:sz w:val="17"/>
               </w:rPr>
-              <w:t xml:space="preserve">136.1</w:t>
+              <w:t xml:space="preserve">1.30e-10</w:t>
             </w:r>
           </w:p>
         </w:tc>
@@ -3651,7 +3035,7 @@
               <w:rPr>
                 <w:sz w:val="17"/>
               </w:rPr>
-              <w:t xml:space="preserve">3.39e-10</w:t>
+              <w:t xml:space="preserve">83</w:t>
             </w:r>
           </w:p>
         </w:tc>
@@ -3670,7 +3054,7 @@
               <w:rPr>
                 <w:sz w:val="17"/>
               </w:rPr>
-              <w:t xml:space="preserve">20</w:t>
+              <w:t xml:space="preserve">50</w:t>
             </w:r>
           </w:p>
         </w:tc>
@@ -3687,7 +3071,7 @@
               <w:rPr>
                 <w:sz w:val="17"/>
               </w:rPr>
-              <w:t xml:space="preserve">-2521</w:t>
+              <w:t xml:space="preserve">-2262</w:t>
             </w:r>
           </w:p>
         </w:tc>
@@ -3702,10 +3086,9 @@
             </w:pPr>
             <w:r>
               <w:rPr>
-                <w:b/>
-                <w:sz w:val="17"/>
-              </w:rPr>
-              <w:t xml:space="preserve">1.150e-4 (최대)</w:t>
+                <w:sz w:val="17"/>
+              </w:rPr>
+              <w:t xml:space="preserve">1.06e-4</w:t>
             </w:r>
           </w:p>
         </w:tc>
@@ -3722,7 +3105,7 @@
               <w:rPr>
                 <w:sz w:val="17"/>
               </w:rPr>
-              <w:t xml:space="preserve">6.41e-4</w:t>
+              <w:t xml:space="preserve">5.57e-4</w:t>
             </w:r>
           </w:p>
         </w:tc>
@@ -3739,7 +3122,7 @@
               <w:rPr>
                 <w:sz w:val="17"/>
               </w:rPr>
-              <w:t xml:space="preserve">0.380</w:t>
+              <w:t xml:space="preserve">78.5</w:t>
             </w:r>
           </w:p>
         </w:tc>
@@ -3754,10 +3137,9 @@
             </w:pPr>
             <w:r>
               <w:rPr>
-                <w:b/>
-                <w:sz w:val="17"/>
-              </w:rPr>
-              <w:t xml:space="preserve">125.2 (최적)</w:t>
+                <w:sz w:val="17"/>
+              </w:rPr>
+              <w:t xml:space="preserve">2.41e-10</w:t>
             </w:r>
           </w:p>
         </w:tc>
@@ -3774,7 +3156,7 @@
               <w:rPr>
                 <w:sz w:val="17"/>
               </w:rPr>
-              <w:t xml:space="preserve">9.68e-10</w:t>
+              <w:t xml:space="preserve">79</w:t>
             </w:r>
           </w:p>
         </w:tc>
@@ -3793,7 +3175,7 @@
               <w:rPr>
                 <w:sz w:val="17"/>
               </w:rPr>
-              <w:t xml:space="preserve">30</w:t>
+              <w:t xml:space="preserve">60</w:t>
             </w:r>
           </w:p>
         </w:tc>
@@ -3808,10 +3190,9 @@
             </w:pPr>
             <w:r>
               <w:rPr>
-                <w:b/>
-                <w:sz w:val="17"/>
-              </w:rPr>
-              <w:t xml:space="preserve">-2532 (최대)</w:t>
+                <w:sz w:val="17"/>
+              </w:rPr>
+              <w:t xml:space="preserve">-2730</w:t>
             </w:r>
           </w:p>
         </w:tc>
@@ -3828,7 +3209,7 @@
               <w:rPr>
                 <w:sz w:val="17"/>
               </w:rPr>
-              <w:t xml:space="preserve">1.130e-4</w:t>
+              <w:t xml:space="preserve">1.11e-4</w:t>
             </w:r>
           </w:p>
         </w:tc>
@@ -3845,7 +3226,7 @@
               <w:rPr>
                 <w:sz w:val="17"/>
               </w:rPr>
-              <w:t xml:space="preserve">6.47e-4</w:t>
+              <w:t xml:space="preserve">6.06e-4</w:t>
             </w:r>
           </w:p>
         </w:tc>
@@ -3862,7 +3243,7 @@
               <w:rPr>
                 <w:sz w:val="17"/>
               </w:rPr>
-              <w:t xml:space="preserve">0.365</w:t>
+              <w:t xml:space="preserve">77.4</w:t>
             </w:r>
           </w:p>
         </w:tc>
@@ -3879,7 +3260,7 @@
               <w:rPr>
                 <w:sz w:val="17"/>
               </w:rPr>
-              <w:t xml:space="preserve">227.9</w:t>
+              <w:t xml:space="preserve">4.07e-10</w:t>
             </w:r>
           </w:p>
         </w:tc>
@@ -3896,7 +3277,7 @@
               <w:rPr>
                 <w:sz w:val="17"/>
               </w:rPr>
-              <w:t xml:space="preserve">2.41e-08</w:t>
+              <w:t xml:space="preserve">75</w:t>
             </w:r>
           </w:p>
         </w:tc>
@@ -3915,13 +3296,1020 @@
               <w:rPr>
                 <w:sz w:val="17"/>
               </w:rPr>
+              <w:t xml:space="preserve">70</w:t>
+            </w:r>
+          </w:p>
+        </w:tc>
+        <w:tc>
+          <w:tcPr>
+            <w:tcW w:w="1337" w:type="dxa"/>
+          </w:tcPr>
+          <w:p>
+            <w:pPr>
+              <w:pStyle w:val="Compact"/>
+              <w:jc w:val="left"/>
+            </w:pPr>
+            <w:r>
+              <w:rPr>
+                <w:sz w:val="17"/>
+              </w:rPr>
+              <w:t xml:space="preserve">-3210</w:t>
+            </w:r>
+          </w:p>
+        </w:tc>
+        <w:tc>
+          <w:tcPr>
+            <w:tcW w:w="1337" w:type="dxa"/>
+          </w:tcPr>
+          <w:p>
+            <w:pPr>
+              <w:pStyle w:val="Compact"/>
+              <w:jc w:val="left"/>
+            </w:pPr>
+            <w:r>
+              <w:rPr>
+                <w:sz w:val="17"/>
+              </w:rPr>
+              <w:t xml:space="preserve">1.14e-4</w:t>
+            </w:r>
+          </w:p>
+        </w:tc>
+        <w:tc>
+          <w:tcPr>
+            <w:tcW w:w="1337" w:type="dxa"/>
+          </w:tcPr>
+          <w:p>
+            <w:pPr>
+              <w:pStyle w:val="Compact"/>
+              <w:jc w:val="left"/>
+            </w:pPr>
+            <w:r>
+              <w:rPr>
+                <w:sz w:val="17"/>
+              </w:rPr>
+              <w:t xml:space="preserve">6.32e-4</w:t>
+            </w:r>
+          </w:p>
+        </w:tc>
+        <w:tc>
+          <w:tcPr>
+            <w:tcW w:w="1337" w:type="dxa"/>
+          </w:tcPr>
+          <w:p>
+            <w:pPr>
+              <w:pStyle w:val="Compact"/>
+              <w:jc w:val="left"/>
+            </w:pPr>
+            <w:r>
+              <w:rPr>
+                <w:sz w:val="17"/>
+              </w:rPr>
+              <w:t xml:space="preserve">76.6</w:t>
+            </w:r>
+          </w:p>
+        </w:tc>
+        <w:tc>
+          <w:tcPr>
+            <w:tcW w:w="1337" w:type="dxa"/>
+          </w:tcPr>
+          <w:p>
+            <w:pPr>
+              <w:pStyle w:val="Compact"/>
+              <w:jc w:val="left"/>
+            </w:pPr>
+            <w:r>
+              <w:rPr>
+                <w:sz w:val="17"/>
+              </w:rPr>
+              <w:t xml:space="preserve">6.01e-10</w:t>
+            </w:r>
+          </w:p>
+        </w:tc>
+        <w:tc>
+          <w:tcPr>
+            <w:tcW w:w="1337" w:type="dxa"/>
+          </w:tcPr>
+          <w:p>
+            <w:pPr>
+              <w:pStyle w:val="Compact"/>
+              <w:jc w:val="left"/>
+            </w:pPr>
+            <w:r>
+              <w:rPr>
+                <w:sz w:val="17"/>
+              </w:rPr>
+              <w:t xml:space="preserve">69</w:t>
+            </w:r>
+          </w:p>
+        </w:tc>
+      </w:tr>
+    </w:tbl>
+    <w:p>
+      <w:pPr>
+        <w:pStyle w:val="BodyText"/>
+      </w:pPr>
+      <w:r>
+        <w:rPr>
+          <w:b/>
+        </w:rPr>
+        <w:t xml:space="preserve">해석</w:t>
+      </w:r>
+      <w:r>
+        <w:t xml:space="preserve">: 응력·gmSat·IdSat_norm이</w:t>
+      </w:r>
+      <w:r>
+        <w:t xml:space="preserve"> </w:t>
+      </w:r>
+      <w:r>
+        <w:rPr>
+          <w:b/>
+        </w:rPr>
+        <w:t xml:space="preserve">전부 반전 없이 단조 증가</w:t>
+      </w:r>
+      <w:r>
+        <w:t xml:space="preserve">. 특히 gmSat(이동도 프록시)과 IdSat_norm(전류)이 같은 방향으로 함께 움직인다 →</w:t>
+      </w:r>
+      <w:r>
+        <w:t xml:space="preserve"> </w:t>
+      </w:r>
+      <w:r>
+        <w:t xml:space="preserve">“</w:t>
+      </w:r>
+      <w:r>
+        <w:t xml:space="preserve">응력↑ → 이동도↑ → 전류↑</w:t>
+      </w:r>
+      <w:r>
+        <w:t xml:space="preserve">”</w:t>
+      </w:r>
+      <w:r>
+        <w:t xml:space="preserve">라는 메커니즘이 이 축에서는</w:t>
+      </w:r>
+      <w:r>
+        <w:t xml:space="preserve"> </w:t>
+      </w:r>
+      <w:r>
+        <w:rPr>
+          <w:b/>
+        </w:rPr>
+        <w:t xml:space="preserve">분리되지 않고 깨끗하게 성립</w:t>
+      </w:r>
+      <w:r>
+        <w:t xml:space="preserve">.</w:t>
+      </w:r>
+    </w:p>
+    <w:p>
+      <w:pPr>
+        <w:pStyle w:val="BodyText"/>
+      </w:pPr>
+      <w:r>
+        <w:t xml:space="preserve">주목할 점은</w:t>
+      </w:r>
+      <w:r>
+        <w:t xml:space="preserve"> </w:t>
+      </w:r>
+      <w:r>
+        <w:rPr>
+          <w:b/>
+        </w:rPr>
+        <w:t xml:space="preserve">이 다섯 점의 형상이 완전히 동일</w:t>
+      </w:r>
+      <w:r>
+        <w:t xml:space="preserve">하다는 것이다(FR=0, 리세스 없음). 그래서 SSlin(80.4→76.6)과 DIBL(89→69)이 거의 안 변하거나 오히려 좋아진다 — 게이트 제어는 형상이 결정하므로 당연한 결과다. 반면</w:t>
+      </w:r>
+      <w:r>
+        <w:t xml:space="preserve"> </w:t>
+      </w:r>
+      <w:r>
+        <w:rPr>
+          <w:b/>
+        </w:rPr>
+        <w:t xml:space="preserve">Ioff는 6배 증가</w:t>
+      </w:r>
+      <w:r>
+        <w:t xml:space="preserve">하는데, 이건 형상과 무관한</w:t>
+      </w:r>
+      <w:r>
+        <w:t xml:space="preserve"> </w:t>
+      </w:r>
+      <w:r>
+        <w:rPr>
+          <w:b/>
+        </w:rPr>
+        <w:t xml:space="preserve">SiGe 밴드갭 축소</w:t>
+      </w:r>
+      <w:r>
+        <w:t xml:space="preserve">로 인한 드레인 접합 누설이다. 즉 Ge%를 올릴 때의 대가는 ’정전제어 악화’가 아니라</w:t>
+      </w:r>
+      <w:r>
+        <w:t xml:space="preserve"> </w:t>
+      </w:r>
+      <w:r>
+        <w:rPr>
+          <w:b/>
+        </w:rPr>
+        <w:t xml:space="preserve">‘</w:t>
+      </w:r>
+      <w:r>
+        <w:rPr>
+          <w:b/>
+        </w:rPr>
+        <w:t xml:space="preserve">누설 증가</w:t>
+      </w:r>
+      <w:r>
+        <w:rPr>
+          <w:b/>
+        </w:rPr>
+        <w:t xml:space="preserve">’</w:t>
+      </w:r>
+      <w:r>
+        <w:t xml:space="preserve">로 정확히 특정된다.</w:t>
+      </w:r>
+    </w:p>
+    <w:p>
+      <w:pPr>
+        <w:pStyle w:val="Heading3"/>
+      </w:pPr>
+      <w:bookmarkStart w:id="45" w:name="fr-축-거동-ge50-기준-다른-ge에서도-동일-재현"/>
+      <w:r>
+        <w:t xml:space="preserve">4-3. FR 축 거동 (Ge=50% 기준, 다른 Ge%에서도 동일 재현)</w:t>
+      </w:r>
+      <w:bookmarkEnd w:id="45"/>
+    </w:p>
+    <w:tbl>
+      <w:tblPr>
+        <w:tblStyle w:val="Table"/>
+        <w:tblLook w:firstRow="1"/>
+        <w:tblW w:w="5000" w:type="pct"/>
+        <w:tblBorders>
+          <w:top w:val="single" w:sz="4" w:color="999999"/>
+          <w:left w:val="single" w:sz="4" w:color="999999"/>
+          <w:bottom w:val="single" w:sz="4" w:color="999999"/>
+          <w:right w:val="single" w:sz="4" w:color="999999"/>
+          <w:insideH w:val="single" w:sz="4" w:color="999999"/>
+          <w:insideV w:val="single" w:sz="4" w:color="999999"/>
+        </w:tblBorders>
+      </w:tblPr>
+      <w:tblGrid>
+        <w:gridCol w:w="1170"/>
+        <w:gridCol w:w="1170"/>
+        <w:gridCol w:w="1170"/>
+        <w:gridCol w:w="1170"/>
+        <w:gridCol w:w="1170"/>
+        <w:gridCol w:w="1170"/>
+        <w:gridCol w:w="1170"/>
+        <w:gridCol w:w="1170"/>
+      </w:tblGrid>
+      <w:tr>
+        <w:trPr>
+          <w:cnfStyle w:firstRow="1"/>
+        </w:trPr>
+        <w:tc>
+          <w:tcPr>
+            <w:tcBorders>
+              <w:bottom w:val="single"/>
+            </w:tcBorders>
+            <w:vAlign w:val="bottom"/>
+            <w:tcW w:w="1170" w:type="dxa"/>
+          </w:tcPr>
+          <w:p>
+            <w:pPr>
+              <w:pStyle w:val="Compact"/>
+              <w:jc w:val="left"/>
+            </w:pPr>
+            <w:r>
+              <w:rPr>
+                <w:sz w:val="17"/>
+              </w:rPr>
+              <w:t xml:space="preserve">FR (nm)</w:t>
+            </w:r>
+          </w:p>
+        </w:tc>
+        <w:tc>
+          <w:tcPr>
+            <w:tcBorders>
+              <w:bottom w:val="single"/>
+            </w:tcBorders>
+            <w:vAlign w:val="bottom"/>
+            <w:tcW w:w="1170" w:type="dxa"/>
+          </w:tcPr>
+          <w:p>
+            <w:pPr>
+              <w:pStyle w:val="Compact"/>
+              <w:jc w:val="left"/>
+            </w:pPr>
+            <w:r>
+              <w:rPr>
+                <w:sz w:val="17"/>
+              </w:rPr>
+              <w:t xml:space="preserve">SlFin (MPa)</w:t>
+            </w:r>
+          </w:p>
+        </w:tc>
+        <w:tc>
+          <w:tcPr>
+            <w:tcBorders>
+              <w:bottom w:val="single"/>
+            </w:tcBorders>
+            <w:vAlign w:val="bottom"/>
+            <w:tcW w:w="1170" w:type="dxa"/>
+          </w:tcPr>
+          <w:p>
+            <w:pPr>
+              <w:pStyle w:val="Compact"/>
+              <w:jc w:val="left"/>
+            </w:pPr>
+            <w:r>
+              <w:rPr>
+                <w:sz w:val="17"/>
+              </w:rPr>
+              <w:t xml:space="preserve">gmSat</w:t>
+            </w:r>
+          </w:p>
+        </w:tc>
+        <w:tc>
+          <w:tcPr>
+            <w:tcBorders>
+              <w:bottom w:val="single"/>
+            </w:tcBorders>
+            <w:vAlign w:val="bottom"/>
+            <w:tcW w:w="1170" w:type="dxa"/>
+          </w:tcPr>
+          <w:p>
+            <w:pPr>
+              <w:pStyle w:val="Compact"/>
+              <w:jc w:val="left"/>
+            </w:pPr>
+            <w:r>
+              <w:rPr>
+                <w:sz w:val="17"/>
+              </w:rPr>
+              <w:t xml:space="preserve">IdSat_norm</w:t>
+            </w:r>
+          </w:p>
+        </w:tc>
+        <w:tc>
+          <w:tcPr>
+            <w:tcBorders>
+              <w:bottom w:val="single"/>
+            </w:tcBorders>
+            <w:vAlign w:val="bottom"/>
+            <w:tcW w:w="1170" w:type="dxa"/>
+          </w:tcPr>
+          <w:p>
+            <w:pPr>
+              <w:pStyle w:val="Compact"/>
+              <w:jc w:val="left"/>
+            </w:pPr>
+            <w:r>
+              <w:rPr>
+                <w:sz w:val="17"/>
+              </w:rPr>
+              <w:t xml:space="preserve">VtiSat 크기</w:t>
+            </w:r>
+          </w:p>
+        </w:tc>
+        <w:tc>
+          <w:tcPr>
+            <w:tcBorders>
+              <w:bottom w:val="single"/>
+            </w:tcBorders>
+            <w:vAlign w:val="bottom"/>
+            <w:tcW w:w="1170" w:type="dxa"/>
+          </w:tcPr>
+          <w:p>
+            <w:pPr>
+              <w:pStyle w:val="Compact"/>
+              <w:jc w:val="left"/>
+            </w:pPr>
+            <w:r>
+              <w:rPr>
+                <w:sz w:val="17"/>
+              </w:rPr>
+              <w:t xml:space="preserve">SSlin</w:t>
+            </w:r>
+          </w:p>
+        </w:tc>
+        <w:tc>
+          <w:tcPr>
+            <w:tcBorders>
+              <w:bottom w:val="single"/>
+            </w:tcBorders>
+            <w:vAlign w:val="bottom"/>
+            <w:tcW w:w="1170" w:type="dxa"/>
+          </w:tcPr>
+          <w:p>
+            <w:pPr>
+              <w:pStyle w:val="Compact"/>
+              <w:jc w:val="left"/>
+            </w:pPr>
+            <w:r>
+              <w:rPr>
+                <w:sz w:val="17"/>
+              </w:rPr>
+              <w:t xml:space="preserve">DIBL</w:t>
+            </w:r>
+          </w:p>
+        </w:tc>
+        <w:tc>
+          <w:tcPr>
+            <w:tcBorders>
+              <w:bottom w:val="single"/>
+            </w:tcBorders>
+            <w:vAlign w:val="bottom"/>
+            <w:tcW w:w="1170" w:type="dxa"/>
+          </w:tcPr>
+          <w:p>
+            <w:pPr>
+              <w:pStyle w:val="Compact"/>
+              <w:jc w:val="left"/>
+            </w:pPr>
+            <w:r>
+              <w:rPr>
+                <w:sz w:val="17"/>
+              </w:rPr>
+              <w:t xml:space="preserve">Ioff_norm</w:t>
+            </w:r>
+          </w:p>
+        </w:tc>
+      </w:tr>
+      <w:tr>
+        <w:tc>
+          <w:tcPr>
+            <w:tcW w:w="1170" w:type="dxa"/>
+          </w:tcPr>
+          <w:p>
+            <w:pPr>
+              <w:pStyle w:val="Compact"/>
+              <w:jc w:val="left"/>
+            </w:pPr>
+            <w:r>
+              <w:rPr>
+                <w:sz w:val="17"/>
+              </w:rPr>
+              <w:t xml:space="preserve">0</w:t>
+            </w:r>
+          </w:p>
+        </w:tc>
+        <w:tc>
+          <w:tcPr>
+            <w:tcW w:w="1170" w:type="dxa"/>
+          </w:tcPr>
+          <w:p>
+            <w:pPr>
+              <w:pStyle w:val="Compact"/>
+              <w:jc w:val="left"/>
+            </w:pPr>
+            <w:r>
+              <w:rPr>
+                <w:sz w:val="17"/>
+              </w:rPr>
+              <w:t xml:space="preserve">-2262</w:t>
+            </w:r>
+          </w:p>
+        </w:tc>
+        <w:tc>
+          <w:tcPr>
+            <w:tcW w:w="1170" w:type="dxa"/>
+          </w:tcPr>
+          <w:p>
+            <w:pPr>
+              <w:pStyle w:val="Compact"/>
+              <w:jc w:val="left"/>
+            </w:pPr>
+            <w:r>
+              <w:rPr>
+                <w:sz w:val="17"/>
+              </w:rPr>
+              <w:t xml:space="preserve">1.060e-4</w:t>
+            </w:r>
+          </w:p>
+        </w:tc>
+        <w:tc>
+          <w:tcPr>
+            <w:tcW w:w="1170" w:type="dxa"/>
+          </w:tcPr>
+          <w:p>
+            <w:pPr>
+              <w:pStyle w:val="Compact"/>
+              <w:jc w:val="left"/>
+            </w:pPr>
+            <w:r>
+              <w:rPr>
+                <w:sz w:val="17"/>
+              </w:rPr>
+              <w:t xml:space="preserve">5.57e-4</w:t>
+            </w:r>
+          </w:p>
+        </w:tc>
+        <w:tc>
+          <w:tcPr>
+            <w:tcW w:w="1170" w:type="dxa"/>
+          </w:tcPr>
+          <w:p>
+            <w:pPr>
+              <w:pStyle w:val="Compact"/>
+              <w:jc w:val="left"/>
+            </w:pPr>
+            <w:r>
+              <w:rPr>
+                <w:sz w:val="17"/>
+              </w:rPr>
+              <w:t xml:space="preserve">0.403</w:t>
+            </w:r>
+          </w:p>
+        </w:tc>
+        <w:tc>
+          <w:tcPr>
+            <w:tcW w:w="1170" w:type="dxa"/>
+          </w:tcPr>
+          <w:p>
+            <w:pPr>
+              <w:pStyle w:val="Compact"/>
+              <w:jc w:val="left"/>
+            </w:pPr>
+            <w:r>
+              <w:rPr>
+                <w:b/>
+                <w:sz w:val="17"/>
+              </w:rPr>
+              <w:t xml:space="preserve">78.5 (최적)</w:t>
+            </w:r>
+          </w:p>
+        </w:tc>
+        <w:tc>
+          <w:tcPr>
+            <w:tcW w:w="1170" w:type="dxa"/>
+          </w:tcPr>
+          <w:p>
+            <w:pPr>
+              <w:pStyle w:val="Compact"/>
+              <w:jc w:val="left"/>
+            </w:pPr>
+            <w:r>
+              <w:rPr>
+                <w:b/>
+                <w:sz w:val="17"/>
+              </w:rPr>
+              <w:t xml:space="preserve">79 (최적)</w:t>
+            </w:r>
+          </w:p>
+        </w:tc>
+        <w:tc>
+          <w:tcPr>
+            <w:tcW w:w="1170" w:type="dxa"/>
+          </w:tcPr>
+          <w:p>
+            <w:pPr>
+              <w:pStyle w:val="Compact"/>
+              <w:jc w:val="left"/>
+            </w:pPr>
+            <w:r>
+              <w:rPr>
+                <w:b/>
+                <w:sz w:val="17"/>
+              </w:rPr>
+              <w:t xml:space="preserve">2.41e-10 (최적)</w:t>
+            </w:r>
+          </w:p>
+        </w:tc>
+      </w:tr>
+      <w:tr>
+        <w:tc>
+          <w:tcPr>
+            <w:tcW w:w="1170" w:type="dxa"/>
+          </w:tcPr>
+          <w:p>
+            <w:pPr>
+              <w:pStyle w:val="Compact"/>
+              <w:jc w:val="left"/>
+            </w:pPr>
+            <w:r>
+              <w:rPr>
+                <w:sz w:val="17"/>
+              </w:rPr>
+              <w:t xml:space="preserve">10</w:t>
+            </w:r>
+          </w:p>
+        </w:tc>
+        <w:tc>
+          <w:tcPr>
+            <w:tcW w:w="1170" w:type="dxa"/>
+          </w:tcPr>
+          <w:p>
+            <w:pPr>
+              <w:pStyle w:val="Compact"/>
+              <w:jc w:val="left"/>
+            </w:pPr>
+            <w:r>
+              <w:rPr>
+                <w:sz w:val="17"/>
+              </w:rPr>
+              <w:t xml:space="preserve">-2449</w:t>
+            </w:r>
+          </w:p>
+        </w:tc>
+        <w:tc>
+          <w:tcPr>
+            <w:tcW w:w="1170" w:type="dxa"/>
+          </w:tcPr>
+          <w:p>
+            <w:pPr>
+              <w:pStyle w:val="Compact"/>
+              <w:jc w:val="left"/>
+            </w:pPr>
+            <w:r>
+              <w:rPr>
+                <w:sz w:val="17"/>
+              </w:rPr>
+              <w:t xml:space="preserve">1.130e-4</w:t>
+            </w:r>
+          </w:p>
+        </w:tc>
+        <w:tc>
+          <w:tcPr>
+            <w:tcW w:w="1170" w:type="dxa"/>
+          </w:tcPr>
+          <w:p>
+            <w:pPr>
+              <w:pStyle w:val="Compact"/>
+              <w:jc w:val="left"/>
+            </w:pPr>
+            <w:r>
+              <w:rPr>
+                <w:sz w:val="17"/>
+              </w:rPr>
+              <w:t xml:space="preserve">6.10e-4</w:t>
+            </w:r>
+          </w:p>
+        </w:tc>
+        <w:tc>
+          <w:tcPr>
+            <w:tcW w:w="1170" w:type="dxa"/>
+          </w:tcPr>
+          <w:p>
+            <w:pPr>
+              <w:pStyle w:val="Compact"/>
+              <w:jc w:val="left"/>
+            </w:pPr>
+            <w:r>
+              <w:rPr>
+                <w:sz w:val="17"/>
+              </w:rPr>
+              <w:t xml:space="preserve">0.392</w:t>
+            </w:r>
+          </w:p>
+        </w:tc>
+        <w:tc>
+          <w:tcPr>
+            <w:tcW w:w="1170" w:type="dxa"/>
+          </w:tcPr>
+          <w:p>
+            <w:pPr>
+              <w:pStyle w:val="Compact"/>
+              <w:jc w:val="left"/>
+            </w:pPr>
+            <w:r>
+              <w:rPr>
+                <w:sz w:val="17"/>
+              </w:rPr>
+              <w:t xml:space="preserve">80.2</w:t>
+            </w:r>
+          </w:p>
+        </w:tc>
+        <w:tc>
+          <w:tcPr>
+            <w:tcW w:w="1170" w:type="dxa"/>
+          </w:tcPr>
+          <w:p>
+            <w:pPr>
+              <w:pStyle w:val="Compact"/>
+              <w:jc w:val="left"/>
+            </w:pPr>
+            <w:r>
+              <w:rPr>
+                <w:sz w:val="17"/>
+              </w:rPr>
+              <w:t xml:space="preserve">85</w:t>
+            </w:r>
+          </w:p>
+        </w:tc>
+        <w:tc>
+          <w:tcPr>
+            <w:tcW w:w="1170" w:type="dxa"/>
+          </w:tcPr>
+          <w:p>
+            <w:pPr>
+              <w:pStyle w:val="Compact"/>
+              <w:jc w:val="left"/>
+            </w:pPr>
+            <w:r>
+              <w:rPr>
+                <w:sz w:val="17"/>
+              </w:rPr>
+              <w:t xml:space="preserve">3.39e-10</w:t>
+            </w:r>
+          </w:p>
+        </w:tc>
+      </w:tr>
+      <w:tr>
+        <w:tc>
+          <w:tcPr>
+            <w:tcW w:w="1170" w:type="dxa"/>
+          </w:tcPr>
+          <w:p>
+            <w:pPr>
+              <w:pStyle w:val="Compact"/>
+              <w:jc w:val="left"/>
+            </w:pPr>
+            <w:r>
+              <w:rPr>
+                <w:sz w:val="17"/>
+              </w:rPr>
+              <w:t xml:space="preserve">20</w:t>
+            </w:r>
+          </w:p>
+        </w:tc>
+        <w:tc>
+          <w:tcPr>
+            <w:tcW w:w="1170" w:type="dxa"/>
+          </w:tcPr>
+          <w:p>
+            <w:pPr>
+              <w:pStyle w:val="Compact"/>
+              <w:jc w:val="left"/>
+            </w:pPr>
+            <w:r>
+              <w:rPr>
+                <w:sz w:val="17"/>
+              </w:rPr>
+              <w:t xml:space="preserve">-2521</w:t>
+            </w:r>
+          </w:p>
+        </w:tc>
+        <w:tc>
+          <w:tcPr>
+            <w:tcW w:w="1170" w:type="dxa"/>
+          </w:tcPr>
+          <w:p>
+            <w:pPr>
+              <w:pStyle w:val="Compact"/>
+              <w:jc w:val="left"/>
+            </w:pPr>
+            <w:r>
+              <w:rPr>
+                <w:b/>
+                <w:sz w:val="17"/>
+              </w:rPr>
+              <w:t xml:space="preserve">1.150e-4 (최대)</w:t>
+            </w:r>
+          </w:p>
+        </w:tc>
+        <w:tc>
+          <w:tcPr>
+            <w:tcW w:w="1170" w:type="dxa"/>
+          </w:tcPr>
+          <w:p>
+            <w:pPr>
+              <w:pStyle w:val="Compact"/>
+              <w:jc w:val="left"/>
+            </w:pPr>
+            <w:r>
+              <w:rPr>
+                <w:sz w:val="17"/>
+              </w:rPr>
+              <w:t xml:space="preserve">6.41e-4</w:t>
+            </w:r>
+          </w:p>
+        </w:tc>
+        <w:tc>
+          <w:tcPr>
+            <w:tcW w:w="1170" w:type="dxa"/>
+          </w:tcPr>
+          <w:p>
+            <w:pPr>
+              <w:pStyle w:val="Compact"/>
+              <w:jc w:val="left"/>
+            </w:pPr>
+            <w:r>
+              <w:rPr>
+                <w:sz w:val="17"/>
+              </w:rPr>
+              <w:t xml:space="preserve">0.380</w:t>
+            </w:r>
+          </w:p>
+        </w:tc>
+        <w:tc>
+          <w:tcPr>
+            <w:tcW w:w="1170" w:type="dxa"/>
+          </w:tcPr>
+          <w:p>
+            <w:pPr>
+              <w:pStyle w:val="Compact"/>
+              <w:jc w:val="left"/>
+            </w:pPr>
+            <w:r>
+              <w:rPr>
+                <w:sz w:val="17"/>
+              </w:rPr>
+              <w:t xml:space="preserve">84.7</w:t>
+            </w:r>
+          </w:p>
+        </w:tc>
+        <w:tc>
+          <w:tcPr>
+            <w:tcW w:w="1170" w:type="dxa"/>
+          </w:tcPr>
+          <w:p>
+            <w:pPr>
+              <w:pStyle w:val="Compact"/>
+              <w:jc w:val="left"/>
+            </w:pPr>
+            <w:r>
+              <w:rPr>
+                <w:sz w:val="17"/>
+              </w:rPr>
+              <w:t xml:space="preserve">97</w:t>
+            </w:r>
+          </w:p>
+        </w:tc>
+        <w:tc>
+          <w:tcPr>
+            <w:tcW w:w="1170" w:type="dxa"/>
+          </w:tcPr>
+          <w:p>
+            <w:pPr>
+              <w:pStyle w:val="Compact"/>
+              <w:jc w:val="left"/>
+            </w:pPr>
+            <w:r>
+              <w:rPr>
+                <w:sz w:val="17"/>
+              </w:rPr>
+              <w:t xml:space="preserve">9.68e-10</w:t>
+            </w:r>
+          </w:p>
+        </w:tc>
+      </w:tr>
+      <w:tr>
+        <w:tc>
+          <w:tcPr>
+            <w:tcW w:w="1170" w:type="dxa"/>
+          </w:tcPr>
+          <w:p>
+            <w:pPr>
+              <w:pStyle w:val="Compact"/>
+              <w:jc w:val="left"/>
+            </w:pPr>
+            <w:r>
+              <w:rPr>
+                <w:sz w:val="17"/>
+              </w:rPr>
+              <w:t xml:space="preserve">30</w:t>
+            </w:r>
+          </w:p>
+        </w:tc>
+        <w:tc>
+          <w:tcPr>
+            <w:tcW w:w="1170" w:type="dxa"/>
+          </w:tcPr>
+          <w:p>
+            <w:pPr>
+              <w:pStyle w:val="Compact"/>
+              <w:jc w:val="left"/>
+            </w:pPr>
+            <w:r>
+              <w:rPr>
+                <w:b/>
+                <w:sz w:val="17"/>
+              </w:rPr>
+              <w:t xml:space="preserve">-2532 (최대)</w:t>
+            </w:r>
+          </w:p>
+        </w:tc>
+        <w:tc>
+          <w:tcPr>
+            <w:tcW w:w="1170" w:type="dxa"/>
+          </w:tcPr>
+          <w:p>
+            <w:pPr>
+              <w:pStyle w:val="Compact"/>
+              <w:jc w:val="left"/>
+            </w:pPr>
+            <w:r>
+              <w:rPr>
+                <w:sz w:val="17"/>
+              </w:rPr>
+              <w:t xml:space="preserve">1.130e-4</w:t>
+            </w:r>
+          </w:p>
+        </w:tc>
+        <w:tc>
+          <w:tcPr>
+            <w:tcW w:w="1170" w:type="dxa"/>
+          </w:tcPr>
+          <w:p>
+            <w:pPr>
+              <w:pStyle w:val="Compact"/>
+              <w:jc w:val="left"/>
+            </w:pPr>
+            <w:r>
+              <w:rPr>
+                <w:sz w:val="17"/>
+              </w:rPr>
+              <w:t xml:space="preserve">6.47e-4</w:t>
+            </w:r>
+          </w:p>
+        </w:tc>
+        <w:tc>
+          <w:tcPr>
+            <w:tcW w:w="1170" w:type="dxa"/>
+          </w:tcPr>
+          <w:p>
+            <w:pPr>
+              <w:pStyle w:val="Compact"/>
+              <w:jc w:val="left"/>
+            </w:pPr>
+            <w:r>
+              <w:rPr>
+                <w:sz w:val="17"/>
+              </w:rPr>
+              <w:t xml:space="preserve">0.365</w:t>
+            </w:r>
+          </w:p>
+        </w:tc>
+        <w:tc>
+          <w:tcPr>
+            <w:tcW w:w="1170" w:type="dxa"/>
+          </w:tcPr>
+          <w:p>
+            <w:pPr>
+              <w:pStyle w:val="Compact"/>
+              <w:jc w:val="left"/>
+            </w:pPr>
+            <w:r>
+              <w:rPr>
+                <w:sz w:val="17"/>
+              </w:rPr>
+              <w:t xml:space="preserve">100.6</w:t>
+            </w:r>
+          </w:p>
+        </w:tc>
+        <w:tc>
+          <w:tcPr>
+            <w:tcW w:w="1170" w:type="dxa"/>
+          </w:tcPr>
+          <w:p>
+            <w:pPr>
+              <w:pStyle w:val="Compact"/>
+              <w:jc w:val="left"/>
+            </w:pPr>
+            <w:r>
+              <w:rPr>
+                <w:sz w:val="17"/>
+              </w:rPr>
+              <w:t xml:space="preserve">116</w:t>
+            </w:r>
+          </w:p>
+        </w:tc>
+        <w:tc>
+          <w:tcPr>
+            <w:tcW w:w="1170" w:type="dxa"/>
+          </w:tcPr>
+          <w:p>
+            <w:pPr>
+              <w:pStyle w:val="Compact"/>
+              <w:jc w:val="left"/>
+            </w:pPr>
+            <w:r>
+              <w:rPr>
+                <w:sz w:val="17"/>
+              </w:rPr>
+              <w:t xml:space="preserve">2.41e-08</w:t>
+            </w:r>
+          </w:p>
+        </w:tc>
+      </w:tr>
+      <w:tr>
+        <w:tc>
+          <w:tcPr>
+            <w:tcW w:w="1170" w:type="dxa"/>
+          </w:tcPr>
+          <w:p>
+            <w:pPr>
+              <w:pStyle w:val="Compact"/>
+              <w:jc w:val="left"/>
+            </w:pPr>
+            <w:r>
+              <w:rPr>
+                <w:sz w:val="17"/>
+              </w:rPr>
               <w:t xml:space="preserve">35</w:t>
             </w:r>
           </w:p>
         </w:tc>
         <w:tc>
           <w:tcPr>
-            <w:tcW w:w="1337" w:type="dxa"/>
+            <w:tcW w:w="1170" w:type="dxa"/>
           </w:tcPr>
           <w:p>
             <w:pPr>
@@ -3938,7 +4326,7 @@
         </w:tc>
         <w:tc>
           <w:tcPr>
-            <w:tcW w:w="1337" w:type="dxa"/>
+            <w:tcW w:w="1170" w:type="dxa"/>
           </w:tcPr>
           <w:p>
             <w:pPr>
@@ -3955,7 +4343,7 @@
         </w:tc>
         <w:tc>
           <w:tcPr>
-            <w:tcW w:w="1337" w:type="dxa"/>
+            <w:tcW w:w="1170" w:type="dxa"/>
           </w:tcPr>
           <w:p>
             <w:pPr>
@@ -3973,7 +4361,7 @@
         </w:tc>
         <w:tc>
           <w:tcPr>
-            <w:tcW w:w="1337" w:type="dxa"/>
+            <w:tcW w:w="1170" w:type="dxa"/>
           </w:tcPr>
           <w:p>
             <w:pPr>
@@ -3990,24 +4378,41 @@
         </w:tc>
         <w:tc>
           <w:tcPr>
-            <w:tcW w:w="1337" w:type="dxa"/>
-          </w:tcPr>
-          <w:p>
-            <w:pPr>
-              <w:pStyle w:val="Compact"/>
-              <w:jc w:val="left"/>
-            </w:pPr>
-            <w:r>
-              <w:rPr>
-                <w:sz w:val="17"/>
-              </w:rPr>
-              <w:t xml:space="preserve">311.0</w:t>
-            </w:r>
-          </w:p>
-        </w:tc>
-        <w:tc>
-          <w:tcPr>
-            <w:tcW w:w="1337" w:type="dxa"/>
+            <w:tcW w:w="1170" w:type="dxa"/>
+          </w:tcPr>
+          <w:p>
+            <w:pPr>
+              <w:pStyle w:val="Compact"/>
+              <w:jc w:val="left"/>
+            </w:pPr>
+            <w:r>
+              <w:rPr>
+                <w:sz w:val="17"/>
+              </w:rPr>
+              <w:t xml:space="preserve">112.9</w:t>
+            </w:r>
+          </w:p>
+        </w:tc>
+        <w:tc>
+          <w:tcPr>
+            <w:tcW w:w="1170" w:type="dxa"/>
+          </w:tcPr>
+          <w:p>
+            <w:pPr>
+              <w:pStyle w:val="Compact"/>
+              <w:jc w:val="left"/>
+            </w:pPr>
+            <w:r>
+              <w:rPr>
+                <w:sz w:val="17"/>
+              </w:rPr>
+              <w:t xml:space="preserve">129</w:t>
+            </w:r>
+          </w:p>
+        </w:tc>
+        <w:tc>
+          <w:tcPr>
+            <w:tcW w:w="1170" w:type="dxa"/>
           </w:tcPr>
           <w:p>
             <w:pPr>
@@ -4110,16 +4515,43 @@
         <w:t xml:space="preserve">|VtiSat|은 계속 감소</w:t>
       </w:r>
       <w:r>
-        <w:t xml:space="preserve">하고</w:t>
-      </w:r>
-      <w:r>
-        <w:t xml:space="preserve"> </w:t>
-      </w:r>
-      <w:r>
-        <w:rPr>
-          <w:b/>
-        </w:rPr>
-        <w:t xml:space="preserve">SSSat·Ioff는 FR=20 이후 급격히 재악화</w:t>
+        <w:t xml:space="preserve">하고,</w:t>
+      </w:r>
+      <w:r>
+        <w:t xml:space="preserve"> </w:t>
+      </w:r>
+      <w:r>
+        <w:rPr>
+          <w:b/>
+        </w:rPr>
+        <w:t xml:space="preserve">SSlin은 FR=20 이후 급격히 악화</w:t>
+      </w:r>
+      <w:r>
+        <w:t xml:space="preserve">(85→101→113),</w:t>
+      </w:r>
+      <w:r>
+        <w:t xml:space="preserve"> </w:t>
+      </w:r>
+      <w:r>
+        <w:rPr>
+          <w:b/>
+        </w:rPr>
+        <w:t xml:space="preserve">Ioff는 자릿수 단위로 증가</w:t>
+      </w:r>
+      <w:r>
+        <w:t xml:space="preserve">(9.7e-10→1.05e-7),</w:t>
+      </w:r>
+      <w:r>
+        <w:t xml:space="preserve"> </w:t>
+      </w:r>
+      <w:r>
+        <w:rPr>
+          <w:b/>
+        </w:rPr>
+        <w:t xml:space="preserve">DIBL은 단조 증가</w:t>
+      </w:r>
+      <w:r>
+        <w:t xml:space="preserve">(97→129)</w:t>
       </w:r>
     </w:p>
     <w:p>
@@ -4140,6 +4572,72 @@
       </w:r>
       <w:r>
         <w:t xml:space="preserve">의 전형적인 신호다. 리세스가 너무 깊어지면 게이트가 채널을 제어하는 능력이 떨어지면서 Vt가 낮아지고(롤오프), SS가 나빠지고, 누설이 자릿수 단위로 뛴다.</w:t>
+      </w:r>
+    </w:p>
+    <w:p>
+      <w:pPr>
+        <w:pStyle w:val="BodyText"/>
+      </w:pPr>
+      <w:r>
+        <w:rPr>
+          <w:b/>
+        </w:rPr>
+        <w:t xml:space="preserve">Ge% 축과 결정적으로 다른 점</w:t>
+      </w:r>
+      <w:r>
+        <w:t xml:space="preserve">: Ge% 축(4-2절)에서는 형상이 동일해 SSlin·DIBL이 안 변했지만, FR 축에서는</w:t>
+      </w:r>
+      <w:r>
+        <w:t xml:space="preserve"> </w:t>
+      </w:r>
+      <w:r>
+        <w:rPr>
+          <w:b/>
+        </w:rPr>
+        <w:t xml:space="preserve">네 지표가 전부 같이 나빠진다</w:t>
+      </w:r>
+      <w:r>
+        <w:t xml:space="preserve">. 형상 자체가 바뀌기 때문이다. 원인은 스크립트에서 확인된다 — 리세스 식각이</w:t>
+      </w:r>
+      <w:r>
+        <w:t xml:space="preserve"> </w:t>
+      </w:r>
+      <w:r>
+        <w:rPr>
+          <w:rStyle w:val="VerbatimChar"/>
+        </w:rPr>
+        <w:t xml:space="preserve">replace.materials={Oxide SiStop}</w:t>
+      </w:r>
+      <w:r>
+        <w:t xml:space="preserve">으로</w:t>
+      </w:r>
+      <w:r>
+        <w:t xml:space="preserve"> </w:t>
+      </w:r>
+      <w:r>
+        <w:rPr>
+          <w:rStyle w:val="VerbatimChar"/>
+          <w:b/>
+        </w:rPr>
+        <w:t xml:space="preserve">SiStop</w:t>
+      </w:r>
+      <w:r>
+        <w:rPr>
+          <w:b/>
+        </w:rPr>
+        <w:t xml:space="preserve">(=ChStop, 관통 방지 도핑층)을 함께 제거</w:t>
+      </w:r>
+      <w:r>
+        <w:t xml:space="preserve">한다. FR=35nm는 fin 전체 높이와 같아 이 스토퍼가 거의 사라지고, 그 자리를 p+ SiGe(2e20)가 채워 게이트 아래로 소스-드레인 관통 경로가 열린다.</w:t>
+      </w:r>
+      <w:r>
+        <w:t xml:space="preserve"> </w:t>
+      </w:r>
+      <w:r>
+        <w:rPr>
+          <w:b/>
+        </w:rPr>
+        <w:t xml:space="preserve">DIBL이 79→129 mV/V로 커지는 것이 이 관통의 직접 증거다.</w:t>
       </w:r>
     </w:p>
     <w:p>
@@ -8078,7 +8576,7 @@
                 <w:rStyle w:val="VerbatimChar"/>
                 <w:sz w:val="17"/>
               </w:rPr>
-              <w:t xml:space="preserve">pres_SSSat_map.png</w:t>
+              <w:t xml:space="preserve">pres_SSlin_map.png</w:t>
             </w:r>
           </w:p>
         </w:tc>
@@ -8095,7 +8593,7 @@
               <w:rPr>
                 <w:sz w:val="17"/>
               </w:rPr>
-              <w:t xml:space="preserve">SSSat 지도 (낮을수록 좋음)</w:t>
+              <w:t xml:space="preserve">SSlin 지도 — 게이트 제어 품질</w:t>
             </w:r>
           </w:p>
         </w:tc>
@@ -8112,7 +8610,7 @@
               <w:rPr>
                 <w:sz w:val="17"/>
               </w:rPr>
-              <w:t xml:space="preserve">트레이드오프의 대가 쪽</w:t>
+              <w:t xml:space="preserve">트레이드오프의 대가 쪽 (전자 특성)</w:t>
             </w:r>
           </w:p>
         </w:tc>
@@ -8132,6 +8630,114 @@
                 <w:rStyle w:val="VerbatimChar"/>
                 <w:sz w:val="17"/>
               </w:rPr>
+              <w:t xml:space="preserve">pres_Ioff_map.png</w:t>
+            </w:r>
+          </w:p>
+        </w:tc>
+        <w:tc>
+          <w:tcPr>
+            <w:tcW w:w="3120" w:type="dxa"/>
+          </w:tcPr>
+          <w:p>
+            <w:pPr>
+              <w:pStyle w:val="Compact"/>
+              <w:jc w:val="left"/>
+            </w:pPr>
+            <w:r>
+              <w:rPr>
+                <w:sz w:val="17"/>
+              </w:rPr>
+              <w:t xml:space="preserve">누설전류 지도 (log 스케일)</w:t>
+            </w:r>
+          </w:p>
+        </w:tc>
+        <w:tc>
+          <w:tcPr>
+            <w:tcW w:w="3120" w:type="dxa"/>
+          </w:tcPr>
+          <w:p>
+            <w:pPr>
+              <w:pStyle w:val="Compact"/>
+              <w:jc w:val="left"/>
+            </w:pPr>
+            <w:r>
+              <w:rPr>
+                <w:sz w:val="17"/>
+              </w:rPr>
+              <w:t xml:space="preserve">트레이드오프의 대가 쪽 (누설)</w:t>
+            </w:r>
+          </w:p>
+        </w:tc>
+      </w:tr>
+      <w:tr>
+        <w:tc>
+          <w:tcPr>
+            <w:tcW w:w="3120" w:type="dxa"/>
+          </w:tcPr>
+          <w:p>
+            <w:pPr>
+              <w:pStyle w:val="Compact"/>
+              <w:jc w:val="left"/>
+            </w:pPr>
+            <w:r>
+              <w:rPr>
+                <w:rStyle w:val="VerbatimChar"/>
+                <w:sz w:val="17"/>
+              </w:rPr>
+              <w:t xml:space="preserve">pres_DIBL_map.png</w:t>
+            </w:r>
+          </w:p>
+        </w:tc>
+        <w:tc>
+          <w:tcPr>
+            <w:tcW w:w="3120" w:type="dxa"/>
+          </w:tcPr>
+          <w:p>
+            <w:pPr>
+              <w:pStyle w:val="Compact"/>
+              <w:jc w:val="left"/>
+            </w:pPr>
+            <w:r>
+              <w:rPr>
+                <w:sz w:val="17"/>
+              </w:rPr>
+              <w:t xml:space="preserve">DIBL 지도</w:t>
+            </w:r>
+          </w:p>
+        </w:tc>
+        <w:tc>
+          <w:tcPr>
+            <w:tcW w:w="3120" w:type="dxa"/>
+          </w:tcPr>
+          <w:p>
+            <w:pPr>
+              <w:pStyle w:val="Compact"/>
+              <w:jc w:val="left"/>
+            </w:pPr>
+            <w:r>
+              <w:rPr>
+                <w:sz w:val="17"/>
+              </w:rPr>
+              <w:t xml:space="preserve">숏채널 효과의 직접 증거</w:t>
+            </w:r>
+          </w:p>
+        </w:tc>
+      </w:tr>
+      <w:tr>
+        <w:tc>
+          <w:tcPr>
+            <w:tcW w:w="3120" w:type="dxa"/>
+          </w:tcPr>
+          <w:p>
+            <w:pPr>
+              <w:pStyle w:val="Compact"/>
+              <w:jc w:val="left"/>
+            </w:pPr>
+            <w:r>
+              <w:rPr>
+                <w:rStyle w:val="VerbatimChar"/>
+                <w:sz w:val="17"/>
+              </w:rPr>
               <w:t xml:space="preserve">pres_tradeoff_overlay.png</w:t>
             </w:r>
           </w:p>
@@ -8149,7 +8755,7 @@
               <w:rPr>
                 <w:sz w:val="17"/>
               </w:rPr>
-              <w:t xml:space="preserve">STE(색) + SSSat(붉은 점선) 겹쳐보기, 실용 최적 띠 표시</w:t>
+              <w:t xml:space="preserve">STE(색) + SSlin(붉은 점선) 겹쳐보기, 실용 최적 띠 표시</w:t>
             </w:r>
           </w:p>
         </w:tc>
@@ -8204,7 +8810,250 @@
     </w:tbl>
     <w:p>
       <w:pPr>
-        <w:pStyle w:val="BodyText"/>
+        <w:pStyle w:val="BlockText"/>
+      </w:pPr>
+      <w:r>
+        <w:t xml:space="preserve">⚠️</w:t>
+      </w:r>
+      <w:r>
+        <w:t xml:space="preserve"> </w:t>
+      </w:r>
+      <w:r>
+        <w:rPr>
+          <w:b/>
+        </w:rPr>
+        <w:t xml:space="preserve">2026-08-15 지표 정정 — SSSat → SSlin</w:t>
+      </w:r>
+      <w:r>
+        <w:t xml:space="preserve"> </w:t>
+      </w:r>
+      <w:r>
+        <w:t xml:space="preserve">초기에는</w:t>
+      </w:r>
+      <w:r>
+        <w:t xml:space="preserve"> </w:t>
+      </w:r>
+      <w:r>
+        <w:rPr>
+          <w:rStyle w:val="VerbatimChar"/>
+        </w:rPr>
+        <w:t xml:space="preserve">SSSat</w:t>
+      </w:r>
+      <w:r>
+        <w:t xml:space="preserve">(Vd=Vdd에서의 SS)으로 정전제어를 논했는데, 검증 결과 이 값을 그렇게 쓰면 안 된다는 게 드러났다.</w:t>
+      </w:r>
+      <w:r>
+        <w:t xml:space="preserve"> </w:t>
+      </w:r>
+      <w:r>
+        <w:rPr>
+          <w:b/>
+        </w:rPr>
+        <w:t xml:space="preserve">근거</w:t>
+      </w:r>
+      <w:r>
+        <w:t xml:space="preserve">: FR=0인 다섯 점은</w:t>
+      </w:r>
+      <w:r>
+        <w:t xml:space="preserve"> </w:t>
+      </w:r>
+      <w:r>
+        <w:rPr>
+          <w:b/>
+        </w:rPr>
+        <w:t xml:space="preserve">형상이 완전히 동일</w:t>
+      </w:r>
+      <w:r>
+        <w:t xml:space="preserve">하고 Ge%만 다른데,</w:t>
+      </w:r>
+      <w:r>
+        <w:t xml:space="preserve"> </w:t>
+      </w:r>
+      <w:r>
+        <w:rPr>
+          <w:rStyle w:val="VerbatimChar"/>
+        </w:rPr>
+        <w:t xml:space="preserve">SSSat</w:t>
+      </w:r>
+      <w:r>
+        <w:t xml:space="preserve">은 105→316으로 3배 벌어진다. 형상이 같은데 게이트 정전제어가 3배 나빠질 수는 없다. 같은 조건에서</w:t>
+      </w:r>
+      <w:r>
+        <w:t xml:space="preserve"> </w:t>
+      </w:r>
+      <w:r>
+        <w:rPr>
+          <w:rStyle w:val="VerbatimChar"/>
+        </w:rPr>
+        <w:t xml:space="preserve">SSlin</w:t>
+      </w:r>
+      <w:r>
+        <w:t xml:space="preserve">은 80.4→76.6으로 거의 일정하고, 두 전류기준 문턱전압(</w:t>
+      </w:r>
+      <w:r>
+        <w:rPr>
+          <w:rStyle w:val="VerbatimChar"/>
+        </w:rPr>
+        <w:t xml:space="preserve">VtiWFd_100nA</w:t>
+      </w:r>
+      <w:r>
+        <w:t xml:space="preserve">/</w:t>
+      </w:r>
+      <w:r>
+        <w:rPr>
+          <w:rStyle w:val="VerbatimChar"/>
+        </w:rPr>
+        <w:t xml:space="preserve">VtiWFd_5nA</w:t>
+      </w:r>
+      <w:r>
+        <w:t xml:space="preserve">)으로 독립 역산한 SS도 83.8→83.0으로 일정하다.</w:t>
+      </w:r>
+      <w:r>
+        <w:t xml:space="preserve"> </w:t>
+      </w:r>
+      <w:r>
+        <w:rPr>
+          <w:b/>
+        </w:rPr>
+        <w:t xml:space="preserve">결론</w:t>
+      </w:r>
+      <w:r>
+        <w:t xml:space="preserve">:</w:t>
+      </w:r>
+      <w:r>
+        <w:t xml:space="preserve"> </w:t>
+      </w:r>
+      <w:r>
+        <w:rPr>
+          <w:rStyle w:val="VerbatimChar"/>
+        </w:rPr>
+        <w:t xml:space="preserve">SSSat</w:t>
+      </w:r>
+      <w:r>
+        <w:t xml:space="preserve">은 게이트 제어 기울기가 아니라</w:t>
+      </w:r>
+      <w:r>
+        <w:t xml:space="preserve"> </w:t>
+      </w:r>
+      <w:r>
+        <w:rPr>
+          <w:b/>
+        </w:rPr>
+        <w:t xml:space="preserve">SiGe 밴드갭 축소로 인한 드레인 접합 누설 바닥</w:t>
+      </w:r>
+      <w:r>
+        <w:t xml:space="preserve">을 함께 재고 있다. 또한 SS의 이상한계 60 mV/dec는</w:t>
+      </w:r>
+      <w:r>
+        <w:t xml:space="preserve"> </w:t>
+      </w:r>
+      <w:r>
+        <w:t xml:space="preserve">“</w:t>
+      </w:r>
+      <w:r>
+        <w:t xml:space="preserve">드레인이 채널 장벽에 영향을 주지 않는다</w:t>
+      </w:r>
+      <w:r>
+        <w:t xml:space="preserve">”</w:t>
+      </w:r>
+      <w:r>
+        <w:t xml:space="preserve">는 가정에서 유도되므로,</w:t>
+      </w:r>
+      <w:r>
+        <w:t xml:space="preserve"> </w:t>
+      </w:r>
+      <w:r>
+        <w:rPr>
+          <w:b/>
+        </w:rPr>
+        <w:t xml:space="preserve">60과 비교할 수 있는 건</w:t>
+      </w:r>
+      <w:r>
+        <w:rPr>
+          <w:b/>
+        </w:rPr>
+        <w:t xml:space="preserve"> </w:t>
+      </w:r>
+      <w:r>
+        <w:rPr>
+          <w:rStyle w:val="VerbatimChar"/>
+          <w:b/>
+        </w:rPr>
+        <w:t xml:space="preserve">SSlin</w:t>
+      </w:r>
+      <w:r>
+        <w:rPr>
+          <w:b/>
+        </w:rPr>
+        <w:t xml:space="preserve">뿐이다.</w:t>
+      </w:r>
+      <w:r>
+        <w:t xml:space="preserve"> </w:t>
+      </w:r>
+      <w:r>
+        <w:rPr>
+          <w:b/>
+        </w:rPr>
+        <w:t xml:space="preserve">조치</w:t>
+      </w:r>
+      <w:r>
+        <w:t xml:space="preserve">: 게이트 제어는</w:t>
+      </w:r>
+      <w:r>
+        <w:t xml:space="preserve"> </w:t>
+      </w:r>
+      <w:r>
+        <w:rPr>
+          <w:rStyle w:val="VerbatimChar"/>
+        </w:rPr>
+        <w:t xml:space="preserve">SSlin</w:t>
+      </w:r>
+      <w:r>
+        <w:t xml:space="preserve">, 누설은</w:t>
+      </w:r>
+      <w:r>
+        <w:t xml:space="preserve"> </w:t>
+      </w:r>
+      <w:r>
+        <w:rPr>
+          <w:rStyle w:val="VerbatimChar"/>
+        </w:rPr>
+        <w:t xml:space="preserve">Ioff</w:t>
+      </w:r>
+      <w:r>
+        <w:t xml:space="preserve">, 드레인의 영향은</w:t>
+      </w:r>
+      <w:r>
+        <w:t xml:space="preserve"> </w:t>
+      </w:r>
+      <w:r>
+        <w:rPr>
+          <w:rStyle w:val="VerbatimChar"/>
+        </w:rPr>
+        <w:t xml:space="preserve">DIBL</w:t>
+      </w:r>
+      <w:r>
+        <w:t xml:space="preserve">로</w:t>
+      </w:r>
+      <w:r>
+        <w:t xml:space="preserve"> </w:t>
+      </w:r>
+      <w:r>
+        <w:rPr>
+          <w:b/>
+        </w:rPr>
+        <w:t xml:space="preserve">셋을 분리해서</w:t>
+      </w:r>
+      <w:r>
+        <w:t xml:space="preserve"> </w:t>
+      </w:r>
+      <w:r>
+        <w:t xml:space="preserve">보고한다. 이건 단순한 표기 변경이 아니라 물리적으로 서로 다른 세 가지를 하나에 뭉쳐 보던 것을 푼 것이다.</w:t>
+      </w:r>
+    </w:p>
+    <w:p>
+      <w:pPr>
+        <w:pStyle w:val="FirstParagraph"/>
       </w:pPr>
       <w:r>
         <w:rPr>
@@ -8289,7 +9138,7 @@
           <w:color w:val="555555"/>
           <w:sz w:val="18"/>
         </w:rPr>
-        <w:t>그림 1. STE 지도 — 등고선이 수평(FR만 영향, Ge% 무관)</w:t>
+        <w:t>그림 1. STE 지도 — 등고선 수평(FR만 영향, Ge% 무관)</w:t>
       </w:r>
     </w:p>
     <w:p>
@@ -8504,7 +9353,7 @@
           <w:color w:val="555555"/>
           <w:sz w:val="18"/>
         </w:rPr>
-        <w:t>그림 2. 절대 응력 지도 — 등고선이 수직(Ge%가 지배). 그림 1과 90도 다르다</w:t>
+        <w:t>그림 2. 절대 응력 지도 — 등고선 수직(Ge%가 지배). 그림 1과 90도 다르다</w:t>
       </w:r>
     </w:p>
     <w:p>
@@ -8686,7 +9535,7 @@
               <a:graphicData uri="http://schemas.openxmlformats.org/drawingml/2006/picture">
                 <pic:pic>
                   <pic:nvPicPr>
-                    <pic:cNvPr id="0" name="pres_SSSat_map.png"/>
+                    <pic:cNvPr id="0" name="pres_SSlin_map.png"/>
                     <pic:cNvPicPr/>
                   </pic:nvPicPr>
                   <pic:blipFill>
@@ -8719,26 +9568,18 @@
           <w:color w:val="555555"/>
           <w:sz w:val="18"/>
         </w:rPr>
-        <w:t>그림 3. SSSat 지도 — 대각선 골짜기와 Ge% 의존성 부호 반전</w:t>
+        <w:t>그림 3. SSlin 지도 — 게이트 제어 품질. FR=20 이후 급격히 악화</w:t>
       </w:r>
     </w:p>
     <w:p>
       <w:pPr>
         <w:pStyle w:val="Heading4"/>
       </w:pPr>
-      <w:bookmarkStart w:id="52" w:name="그림-3-sssat-지도-대각선-골짜기와-방향-반전"/>
-      <w:r>
-        <w:t xml:space="preserve">그림 3 — SSSat 지도: 대각선 골짜기와 방향 반전</w:t>
+      <w:bookmarkStart w:id="52" w:name="그림-3-sslin-지도-게이트-제어는-fr만이-좌우한다"/>
+      <w:r>
+        <w:t xml:space="preserve">그림 3 — SSlin 지도: 게이트 제어는 FR만이 좌우한다</w:t>
       </w:r>
       <w:bookmarkEnd w:id="52"/>
-    </w:p>
-    <w:p>
-      <w:pPr>
-        <w:pStyle w:val="FirstParagraph"/>
-      </w:pPr>
-      <w:r>
-        <w:t xml:space="preserve">이 그림이 셋 중 구조가 가장 복잡하고, 그만큼 정보가 많다.</w:t>
-      </w:r>
     </w:p>
     <w:p>
       <w:pPr>
@@ -8752,13 +9593,25 @@
         <w:rPr>
           <w:b/>
         </w:rPr>
-        <w:t xml:space="preserve">왼쪽 아래에 연한 색(좋음) 골짜기가 있고, 위로 갈수록 급격히 진해진다(나빠진다).</w:t>
-      </w:r>
-      <w:r>
-        <w:t xml:space="preserve"> </w:t>
-      </w:r>
-      <w:r>
-        <w:t xml:space="preserve">FR=30 이상은 전 Ge% 구간에서 SSSat 200~334로 심각하게 나쁘다.</w:t>
+        <w:t xml:space="preserve">등고선이 거의 수평이다</w:t>
+      </w:r>
+      <w:r>
+        <w:t xml:space="preserve"> </w:t>
+      </w:r>
+      <w:r>
+        <w:t xml:space="preserve">— STE 지도와 같은 방향. 즉 게이트 제어 품질도</w:t>
+      </w:r>
+      <w:r>
+        <w:t xml:space="preserve"> </w:t>
+      </w:r>
+      <w:r>
+        <w:rPr>
+          <w:b/>
+        </w:rPr>
+        <w:t xml:space="preserve">FR이 지배</w:t>
+      </w:r>
+      <w:r>
+        <w:t xml:space="preserve">하고 Ge%의 영향은 작다.</w:t>
       </w:r>
     </w:p>
     <w:p>
@@ -8773,13 +9626,22 @@
         <w:rPr>
           <w:b/>
         </w:rPr>
-        <w:t xml:space="preserve">오른쪽 아래(G60~70, FR=0)도 진하다.</w:t>
-      </w:r>
-      <w:r>
-        <w:t xml:space="preserve"> </w:t>
-      </w:r>
-      <w:r>
-        <w:t xml:space="preserve">리세스를 안 판 상태에서 Ge%만 높이면 SSSat이 316까지 치솟는다(G70_F0). 즉 FR=0은 낮은 Ge%에서만 괜찮다.</w:t>
+        <w:t xml:space="preserve">아래쪽(FR=0~20)은 연한 색으로 77~87 mV/dec</w:t>
+      </w:r>
+      <w:r>
+        <w:t xml:space="preserve"> </w:t>
+      </w:r>
+      <w:r>
+        <w:t xml:space="preserve">— 이상적 하한 60에 비하면 높지만 실제 소자에서 흔한 수준이고, 이 baseline이 정상 동작한다는 증거다.</w:t>
+      </w:r>
+      <w:r>
+        <w:t xml:space="preserve"> </w:t>
+      </w:r>
+      <w:r>
+        <w:rPr>
+          <w:b/>
+        </w:rPr>
+        <w:t xml:space="preserve">위쪽(FR=30~35)에서 100~124로 급격히 나빠진다.</w:t>
       </w:r>
     </w:p>
     <w:p>
@@ -8794,118 +9656,28 @@
         <w:rPr>
           <w:b/>
         </w:rPr>
-        <w:t xml:space="preserve">중간에 색 경계가 꺾이는 부분(Ge≈45%, FR≈10~20nm)이 있는데, 이건 렌더링 오류가 아니라 실제 물리적 구조다.</w:t>
-      </w:r>
-      <w:r>
-        <w:t xml:space="preserve"> </w:t>
-      </w:r>
-      <w:r>
-        <w:t xml:space="preserve">두 가지가 겹쳐서 생긴다:</w:t>
-      </w:r>
-    </w:p>
-    <w:p>
-      <w:pPr>
-        <w:numPr>
-          <w:ilvl w:val="1"/>
-          <w:numId w:val="1009"/>
-        </w:numPr>
-        <w:pStyle w:val="Compact"/>
-      </w:pPr>
-      <w:r>
-        <w:rPr>
-          <w:b/>
-        </w:rPr>
-        <w:t xml:space="preserve">골짜기 바닥의 위치가 이동한다.</w:t>
-      </w:r>
-      <w:r>
-        <w:t xml:space="preserve"> </w:t>
-      </w:r>
-      <w:r>
-        <w:t xml:space="preserve">SSSat이 최소가 되는 FR이 Ge=30/40%에서는</w:t>
-      </w:r>
-      <w:r>
-        <w:t xml:space="preserve"> </w:t>
-      </w:r>
-      <w:r>
-        <w:rPr>
-          <w:b/>
-        </w:rPr>
-        <w:t xml:space="preserve">FR=10nm</w:t>
-      </w:r>
-      <w:r>
-        <w:t xml:space="preserve">인데, Ge=50/60/70%에서는</w:t>
-      </w:r>
-      <w:r>
-        <w:t xml:space="preserve"> </w:t>
-      </w:r>
-      <w:r>
-        <w:rPr>
-          <w:b/>
-        </w:rPr>
-        <w:t xml:space="preserve">FR=20nm</w:t>
-      </w:r>
-      <w:r>
-        <w:t xml:space="preserve">로 옮겨간다. 그 전환이 Ge 40→50 사이에서 일어나고, 등고선이 거기서 꺾인다.</w:t>
-      </w:r>
-    </w:p>
-    <w:p>
-      <w:pPr>
-        <w:numPr>
-          <w:ilvl w:val="1"/>
-          <w:numId w:val="1009"/>
-        </w:numPr>
-        <w:pStyle w:val="Compact"/>
-      </w:pPr>
-      <w:r>
-        <w:rPr>
-          <w:b/>
-        </w:rPr>
-        <w:t xml:space="preserve">Ge% 의존성의 부호가 뒤집힌다.</w:t>
-      </w:r>
-      <w:r>
-        <w:t xml:space="preserve"> </w:t>
-      </w:r>
-      <w:r>
-        <w:t xml:space="preserve">FR=0에서는 Ge 30→70에 따라 SSSat이</w:t>
-      </w:r>
-      <w:r>
-        <w:t xml:space="preserve"> </w:t>
-      </w:r>
-      <w:r>
-        <w:rPr>
-          <w:b/>
-        </w:rPr>
-        <w:t xml:space="preserve">+211 증가</w:t>
-      </w:r>
-      <w:r>
-        <w:t xml:space="preserve">(105→316, 크게 나빠짐)하는데, FR=30에서는 오히려</w:t>
-      </w:r>
-      <w:r>
-        <w:t xml:space="preserve"> </w:t>
-      </w:r>
-      <w:r>
-        <w:rPr>
-          <w:b/>
-        </w:rPr>
-        <w:t xml:space="preserve">-38 감소</w:t>
-      </w:r>
-      <w:r>
-        <w:t xml:space="preserve">(245→207, 약간 좋아짐)한다. 즉</w:t>
-      </w:r>
-      <w:r>
-        <w:t xml:space="preserve"> </w:t>
-      </w:r>
-      <w:r>
-        <w:t xml:space="preserve">“</w:t>
-      </w:r>
-      <w:r>
-        <w:t xml:space="preserve">Ge%를 높이면 SS가 나빠진다</w:t>
-      </w:r>
-      <w:r>
-        <w:t xml:space="preserve">”</w:t>
-      </w:r>
-      <w:r>
-        <w:t xml:space="preserve">가 얕은 리세스에서만 참이고, 깊은 리세스에서는 반대가 된다. 이 부호 반전 경계가 FR≈20~25nm 근처를 지나며 지도에 꺾임을 만든다.</w:t>
+        <w:t xml:space="preserve">등고선 간격이 FR=20을 경계로 확 촘촘해진다.</w:t>
+      </w:r>
+      <w:r>
+        <w:t xml:space="preserve"> </w:t>
+      </w:r>
+      <w:r>
+        <w:t xml:space="preserve">FR 0→20은 80→87로 7 mV/dec만 나빠지는데, FR 20→35는 87→124로 37 mV/dec 나빠진다.</w:t>
+      </w:r>
+      <w:r>
+        <w:t xml:space="preserve"> </w:t>
+      </w:r>
+      <w:r>
+        <w:rPr>
+          <w:b/>
+        </w:rPr>
+        <w:t xml:space="preserve">딱 STE가 포화하는 지점(FR≈20)부터 게이트 제어가 무너지기 시작한다</w:t>
+      </w:r>
+      <w:r>
+        <w:t xml:space="preserve"> </w:t>
+      </w:r>
+      <w:r>
+        <w:t xml:space="preserve">— 이게 실용 최적 구간을 FR≈15~22nm로 잡는 근거다.</w:t>
       </w:r>
     </w:p>
     <w:p>
@@ -8917,19 +9689,38 @@
         <w:pStyle w:val="Compact"/>
       </w:pPr>
       <w:r>
-        <w:t xml:space="preserve">여기에</w:t>
-      </w:r>
-      <w:r>
-        <w:t xml:space="preserve"> </w:t>
-      </w:r>
-      <w:r>
-        <w:rPr>
-          <w:b/>
-        </w:rPr>
-        <w:t xml:space="preserve">격자가 5×5로 성기다</w:t>
-      </w:r>
-      <w:r>
-        <w:t xml:space="preserve">는 점이 더해져 각져 보인다. 부드럽게 보이도록 표시용 보간을 넣었지만, 위 두 구조는 원본 숫자에도 그대로 있는 실제 특징이다.</w:t>
+        <w:t xml:space="preserve">물리적 원인은 스크립트에서 확인된다. 리세스 식각이</w:t>
+      </w:r>
+      <w:r>
+        <w:t xml:space="preserve"> </w:t>
+      </w:r>
+      <w:r>
+        <w:rPr>
+          <w:rStyle w:val="VerbatimChar"/>
+        </w:rPr>
+        <w:t xml:space="preserve">replace.materials={Oxide SiStop}</w:t>
+      </w:r>
+      <w:r>
+        <w:t xml:space="preserve">으로</w:t>
+      </w:r>
+      <w:r>
+        <w:t xml:space="preserve"> </w:t>
+      </w:r>
+      <w:r>
+        <w:rPr>
+          <w:rStyle w:val="VerbatimChar"/>
+          <w:b/>
+        </w:rPr>
+        <w:t xml:space="preserve">SiStop</w:t>
+      </w:r>
+      <w:r>
+        <w:rPr>
+          <w:b/>
+        </w:rPr>
+        <w:t xml:space="preserve">(=ChStop, Arsenic 도핑 관통 방지층)을 함께 제거</w:t>
+      </w:r>
+      <w:r>
+        <w:t xml:space="preserve">한다. FR=35nm는 fin 전체 높이와 같아서 이 스토퍼가 거의 사라지고 그 자리를 p+ SiGe가 채운다 → 게이트 아래로 소스-드레인 관통 경로가 열린다.</w:t>
       </w:r>
     </w:p>
     <w:p>
@@ -8941,13 +9732,361 @@
         <w:pStyle w:val="Compact"/>
       </w:pPr>
       <w:r>
-        <w:rPr>
-          <w:b/>
-        </w:rPr>
-        <w:t xml:space="preserve">응력·STE와 달리 SSSat에는 뚜렷한 Ge%×FR 교호작용이 있다</w:t>
-      </w:r>
-      <w:r>
-        <w:t xml:space="preserve">는 게 이 그림의 결론이다. 응력에서는 두 변수가 독립이었지만, 정전제어에서는 서로 얽혀 있다.</w:t>
+        <w:t xml:space="preserve">Ge%가 높을수록 SSlin이</w:t>
+      </w:r>
+      <w:r>
+        <w:t xml:space="preserve"> </w:t>
+      </w:r>
+      <w:r>
+        <w:rPr>
+          <w:b/>
+        </w:rPr>
+        <w:t xml:space="preserve">미세하게 좋아진다</w:t>
+      </w:r>
+      <w:r>
+        <w:t xml:space="preserve">(80.4→76.6). 응력이 커지면 채널 정전용량이 소폭 달라지는 2차 효과로 보이며, 변화폭이 작아 결론에 영향을 주지 않는다.</w:t>
+      </w:r>
+    </w:p>
+    <w:p>
+      <w:pPr>
+        <w:numPr>
+          <w:ilvl w:val="0"/>
+          <w:numId w:val="1008"/>
+        </w:numPr>
+        <w:pStyle w:val="Compact"/>
+      </w:pPr>
+      <w:r>
+        <w:t xml:space="preserve">★가 G70_F0에 있지만, FR=0~10 구간 전체가 77~82로 사실상 동률이다.</w:t>
+      </w:r>
+    </w:p>
+    <w:p>
+      <w:pPr>
+        <w:jc w:val="center"/>
+      </w:pPr>
+      <w:r>
+        <w:drawing>
+          <wp:inline>
+            <wp:extent cx="5577840" cy="3966464"/>
+            <wp:docPr id="4" name="Picture 4"/>
+            <wp:cNvGraphicFramePr>
+              <a:graphicFrameLocks noChangeAspect="1"/>
+            </wp:cNvGraphicFramePr>
+            <a:graphic>
+              <a:graphicData uri="http://schemas.openxmlformats.org/drawingml/2006/picture">
+                <pic:pic>
+                  <pic:nvPicPr>
+                    <pic:cNvPr id="0" name="pres_Ioff_map.png"/>
+                    <pic:cNvPicPr/>
+                  </pic:nvPicPr>
+                  <pic:blipFill>
+                    <a:blip r:embed="rId12"/>
+                    <a:stretch>
+                      <a:fillRect/>
+                    </a:stretch>
+                  </pic:blipFill>
+                  <pic:spPr>
+                    <a:xfrm>
+                      <a:off x="0" y="0"/>
+                      <a:ext cx="5577840" cy="3966464"/>
+                    </a:xfrm>
+                    <a:prstGeom prst="rect"/>
+                  </pic:spPr>
+                </pic:pic>
+              </a:graphicData>
+            </a:graphic>
+          </wp:inline>
+        </w:drawing>
+      </w:r>
+    </w:p>
+    <w:p>
+      <w:pPr>
+        <w:jc w:val="center"/>
+      </w:pPr>
+      <w:r>
+        <w:rPr>
+          <w:i/>
+          <w:color w:val="555555"/>
+          <w:sz w:val="18"/>
+        </w:rPr>
+        <w:t>그림 3-B. 누설전류 지도 — 아래쪽은 Ge%(재료), 위쪽은 FR(형상)이 지배</w:t>
+      </w:r>
+    </w:p>
+    <w:p>
+      <w:pPr>
+        <w:pStyle w:val="Heading4"/>
+      </w:pPr>
+      <w:bookmarkStart w:id="53" w:name="그림-3-b-ioff-지도-누설은-두-변수가-모두-좌우한다"/>
+      <w:r>
+        <w:t xml:space="preserve">그림 3-B — Ioff 지도: 누설은 두 변수가 모두 좌우한다</w:t>
+      </w:r>
+      <w:bookmarkEnd w:id="53"/>
+    </w:p>
+    <w:p>
+      <w:pPr>
+        <w:pStyle w:val="FirstParagraph"/>
+      </w:pPr>
+      <w:r>
+        <w:t xml:space="preserve">SSlin과 달리</w:t>
+      </w:r>
+      <w:r>
+        <w:t xml:space="preserve"> </w:t>
+      </w:r>
+      <w:r>
+        <w:rPr>
+          <w:b/>
+        </w:rPr>
+        <w:t xml:space="preserve">누설은 Ge%와 FR 둘 다에 반응한다</w:t>
+      </w:r>
+      <w:r>
+        <w:t xml:space="preserve"> </w:t>
+      </w:r>
+      <w:r>
+        <w:t xml:space="preserve">— 등고선이 대각선 성분을 가진다. 원인이 둘로 갈리기 때문이다.</w:t>
+      </w:r>
+    </w:p>
+    <w:p>
+      <w:pPr>
+        <w:numPr>
+          <w:ilvl w:val="0"/>
+          <w:numId w:val="1009"/>
+        </w:numPr>
+        <w:pStyle w:val="Compact"/>
+      </w:pPr>
+      <w:r>
+        <w:rPr>
+          <w:b/>
+        </w:rPr>
+        <w:t xml:space="preserve">아래쪽(FR=0~10)에서 오른쪽으로 갈수록 진해진다</w:t>
+      </w:r>
+      <w:r>
+        <w:t xml:space="preserve">: 형상이 동일한데도 Ge 30→70에서 누설이 1.06e-10→6.01e-10으로 6배. 리세스와 무관하므로 순수하게</w:t>
+      </w:r>
+      <w:r>
+        <w:t xml:space="preserve"> </w:t>
+      </w:r>
+      <w:r>
+        <w:rPr>
+          <w:b/>
+        </w:rPr>
+        <w:t xml:space="preserve">SiGe 밴드갭 축소</w:t>
+      </w:r>
+      <w:r>
+        <w:t xml:space="preserve"> </w:t>
+      </w:r>
+      <w:r>
+        <w:t xml:space="preserve">효과다. Ge=70%면 밴드갭이 ~0.3eV 좁아져 드레인 접합에서 밴드간 터널링(BTBT/GIDL) 누설이 커진다.</w:t>
+      </w:r>
+    </w:p>
+    <w:p>
+      <w:pPr>
+        <w:numPr>
+          <w:ilvl w:val="0"/>
+          <w:numId w:val="1009"/>
+        </w:numPr>
+        <w:pStyle w:val="Compact"/>
+      </w:pPr>
+      <w:r>
+        <w:rPr>
+          <w:b/>
+        </w:rPr>
+        <w:t xml:space="preserve">위쪽(FR=30~35)에서는 Ge%와 거의 무관하게 전 구간이 진하다</w:t>
+      </w:r>
+      <w:r>
+        <w:t xml:space="preserve">: 1e-8~1e-7로</w:t>
+      </w:r>
+      <w:r>
+        <w:t xml:space="preserve"> </w:t>
+      </w:r>
+      <w:r>
+        <w:rPr>
+          <w:b/>
+        </w:rPr>
+        <w:t xml:space="preserve">자릿수가 두세 개 뛴다</w:t>
+      </w:r>
+      <w:r>
+        <w:t xml:space="preserve">. 이건 위에서 말한 채널 스토퍼 제거에 의한 관통 누설이고, Ge%가 아니라 형상이 원인이라 가로 방향으로 평평하다.</w:t>
+      </w:r>
+    </w:p>
+    <w:p>
+      <w:pPr>
+        <w:numPr>
+          <w:ilvl w:val="0"/>
+          <w:numId w:val="1009"/>
+        </w:numPr>
+        <w:pStyle w:val="Compact"/>
+      </w:pPr>
+      <w:r>
+        <w:t xml:space="preserve">즉</w:t>
+      </w:r>
+      <w:r>
+        <w:t xml:space="preserve"> </w:t>
+      </w:r>
+      <w:r>
+        <w:rPr>
+          <w:b/>
+        </w:rPr>
+        <w:t xml:space="preserve">아래쪽은 Ge% 문제(재료), 위쪽은 FR 문제(형상)</w:t>
+      </w:r>
+      <w:r>
+        <w:t xml:space="preserve">로 지배 메커니즘이 갈린다. 이걸 SSSat 하나에 뭉쳐 놓으면 두 원인이 섞여서 해석이 불가능해진다 — 지표를 분리해야 하는 이유가 이 그림에 있다.</w:t>
+      </w:r>
+    </w:p>
+    <w:p>
+      <w:pPr>
+        <w:jc w:val="center"/>
+      </w:pPr>
+      <w:r>
+        <w:drawing>
+          <wp:inline>
+            <wp:extent cx="5577840" cy="3966464"/>
+            <wp:docPr id="5" name="Picture 5"/>
+            <wp:cNvGraphicFramePr>
+              <a:graphicFrameLocks noChangeAspect="1"/>
+            </wp:cNvGraphicFramePr>
+            <a:graphic>
+              <a:graphicData uri="http://schemas.openxmlformats.org/drawingml/2006/picture">
+                <pic:pic>
+                  <pic:nvPicPr>
+                    <pic:cNvPr id="0" name="pres_DIBL_map.png"/>
+                    <pic:cNvPicPr/>
+                  </pic:nvPicPr>
+                  <pic:blipFill>
+                    <a:blip r:embed="rId13"/>
+                    <a:stretch>
+                      <a:fillRect/>
+                    </a:stretch>
+                  </pic:blipFill>
+                  <pic:spPr>
+                    <a:xfrm>
+                      <a:off x="0" y="0"/>
+                      <a:ext cx="5577840" cy="3966464"/>
+                    </a:xfrm>
+                    <a:prstGeom prst="rect"/>
+                  </pic:spPr>
+                </pic:pic>
+              </a:graphicData>
+            </a:graphic>
+          </wp:inline>
+        </w:drawing>
+      </w:r>
+    </w:p>
+    <w:p>
+      <w:pPr>
+        <w:jc w:val="center"/>
+      </w:pPr>
+      <w:r>
+        <w:rPr>
+          <w:i/>
+          <w:color w:val="555555"/>
+          <w:sz w:val="18"/>
+        </w:rPr>
+        <w:t>그림 3-C. DIBL 지도 — 리세스가 깊어질수록 숏채널 효과 증가</w:t>
+      </w:r>
+    </w:p>
+    <w:p>
+      <w:pPr>
+        <w:pStyle w:val="Heading4"/>
+      </w:pPr>
+      <w:bookmarkStart w:id="54" w:name="그림-3-c-dibl-지도-숏채널-효과의-직접-증거"/>
+      <w:r>
+        <w:t xml:space="preserve">그림 3-C — DIBL 지도: 숏채널 효과의 직접 증거</w:t>
+      </w:r>
+      <w:bookmarkEnd w:id="54"/>
+    </w:p>
+    <w:p>
+      <w:pPr>
+        <w:numPr>
+          <w:ilvl w:val="0"/>
+          <w:numId w:val="1010"/>
+        </w:numPr>
+        <w:pStyle w:val="Compact"/>
+      </w:pPr>
+      <w:r>
+        <w:t xml:space="preserve">DIBL = (|VtiLin|−|VtiSat|)/ΔVd로,</w:t>
+      </w:r>
+      <w:r>
+        <w:t xml:space="preserve"> </w:t>
+      </w:r>
+      <w:r>
+        <w:rPr>
+          <w:b/>
+        </w:rPr>
+        <w:t xml:space="preserve">드레인 전압이 채널 장벽을 얼마나 낮추는지</w:t>
+      </w:r>
+      <w:r>
+        <w:t xml:space="preserve">를 재는 표준 지표다.</w:t>
+      </w:r>
+    </w:p>
+    <w:p>
+      <w:pPr>
+        <w:numPr>
+          <w:ilvl w:val="0"/>
+          <w:numId w:val="1010"/>
+        </w:numPr>
+        <w:pStyle w:val="Compact"/>
+      </w:pPr>
+      <w:r>
+        <w:rPr>
+          <w:b/>
+        </w:rPr>
+        <w:t xml:space="preserve">FR 따라 5개 Ge% 전부에서 단조 증가</w:t>
+      </w:r>
+      <w:r>
+        <w:t xml:space="preserve">한다(Ge30 기준 89→145 mV/V, +63%). 등고선이 수평이라 FR이 지배 변수임이 명확하다.</w:t>
+      </w:r>
+    </w:p>
+    <w:p>
+      <w:pPr>
+        <w:numPr>
+          <w:ilvl w:val="0"/>
+          <w:numId w:val="1010"/>
+        </w:numPr>
+        <w:pStyle w:val="Compact"/>
+      </w:pPr>
+      <w:r>
+        <w:t xml:space="preserve">이 그림의 값어치는</w:t>
+      </w:r>
+      <w:r>
+        <w:t xml:space="preserve"> </w:t>
+      </w:r>
+      <w:r>
+        <w:rPr>
+          <w:b/>
+        </w:rPr>
+        <w:t xml:space="preserve">“</w:t>
+      </w:r>
+      <w:r>
+        <w:rPr>
+          <w:b/>
+        </w:rPr>
+        <w:t xml:space="preserve">FR=30~35에서 gm은 포화했는데 Ion만 계속 오르는 건 Vt 롤오프 때문</w:t>
+      </w:r>
+      <w:r>
+        <w:rPr>
+          <w:b/>
+        </w:rPr>
+        <w:t xml:space="preserve">”</w:t>
+      </w:r>
+      <w:r>
+        <w:rPr>
+          <w:b/>
+        </w:rPr>
+        <w:t xml:space="preserve">이라는 해석을 추론이 아니라 직접 지표로 입증</w:t>
+      </w:r>
+      <w:r>
+        <w:t xml:space="preserve">한다는 데 있다. DIBL이 커진다 = 드레인이 장벽을 낮춘다 = Vt가 떨어진다 = 오버드라이브가 커져 전류가 는다. 논리 사슬이 데이터로 닫힌다.</w:t>
+      </w:r>
+    </w:p>
+    <w:p>
+      <w:pPr>
+        <w:numPr>
+          <w:ilvl w:val="0"/>
+          <w:numId w:val="1010"/>
+        </w:numPr>
+        <w:pStyle w:val="Compact"/>
+      </w:pPr>
+      <w:r>
+        <w:t xml:space="preserve">Ge%가 높을수록 DIBL이 낮아지는데(89→69), 이는 고 Ge% SiGe의 유전율이 높아 드레인 전계 침투가 다소 완화되는 효과로 보인다 — 다만 그 이득은 누설 증가로 상쇄된다(그림 3-B).</w:t>
       </w:r>
     </w:p>
     <w:p>
@@ -8958,7 +10097,7 @@
         <w:drawing>
           <wp:inline>
             <wp:extent cx="5577840" cy="3916356"/>
-            <wp:docPr id="4" name="Picture 4"/>
+            <wp:docPr id="6" name="Picture 6"/>
             <wp:cNvGraphicFramePr>
               <a:graphicFrameLocks noChangeAspect="1"/>
             </wp:cNvGraphicFramePr>
@@ -8970,7 +10109,7 @@
                     <pic:cNvPicPr/>
                   </pic:nvPicPr>
                   <pic:blipFill>
-                    <a:blip r:embed="rId12"/>
+                    <a:blip r:embed="rId14"/>
                     <a:stretch>
                       <a:fillRect/>
                     </a:stretch>
@@ -8999,24 +10138,24 @@
           <w:color w:val="555555"/>
           <w:sz w:val="18"/>
         </w:rPr>
-        <w:t>그림 4. STE(색) + SSSat(붉은 점선) — 실용 최적 구간 FR≈15~22nm</w:t>
+        <w:t>그림 4. STE(색) + SSlin(붉은 점선) — 실용 최적 구간 FR≈15~22nm</w:t>
       </w:r>
     </w:p>
     <w:p>
       <w:pPr>
         <w:pStyle w:val="Heading4"/>
       </w:pPr>
-      <w:bookmarkStart w:id="53" w:name="그림-4-트레이드오프-오버레이-왜-코너가-답이-아닌가"/>
+      <w:bookmarkStart w:id="55" w:name="그림-4-트레이드오프-오버레이-왜-코너가-답이-아닌가"/>
       <w:r>
         <w:t xml:space="preserve">그림 4 — 트레이드오프 오버레이: 왜 코너가 답이 아닌가</w:t>
       </w:r>
-      <w:bookmarkEnd w:id="53"/>
+      <w:bookmarkEnd w:id="55"/>
     </w:p>
     <w:p>
       <w:pPr>
         <w:numPr>
           <w:ilvl w:val="0"/>
-          <w:numId w:val="1010"/>
+          <w:numId w:val="1011"/>
         </w:numPr>
         <w:pStyle w:val="Compact"/>
       </w:pPr>
@@ -9024,7 +10163,7 @@
         <w:rPr>
           <w:b/>
         </w:rPr>
-        <w:t xml:space="preserve">색(STE)은 위로 갈수록 진해지고(좋아지고), 붉은 점선(SSSat)도 위로 갈수록 나빠진다.</w:t>
+        <w:t xml:space="preserve">색(STE)은 위로 갈수록 진해지고(좋아지고), 붉은 점선(SSlin)도 위로 갈수록 나빠진다.</w:t>
       </w:r>
       <w:r>
         <w:t xml:space="preserve"> </w:t>
@@ -9037,7 +10176,7 @@
       <w:pPr>
         <w:numPr>
           <w:ilvl w:val="0"/>
-          <w:numId w:val="1010"/>
+          <w:numId w:val="1011"/>
         </w:numPr>
         <w:pStyle w:val="Compact"/>
       </w:pPr>
@@ -9051,14 +10190,26 @@
         <w:t xml:space="preserve"> </w:t>
       </w:r>
       <w:r>
-        <w:t xml:space="preserve">이 띠 안에서 STE는 이미 0.667~0.672로 최댓값(0.677)의 99% 수준에 도달했는데, SSSat 등고선은 아직 110~140 구간에 머문다.</w:t>
+        <w:t xml:space="preserve">이 띠 안에서 STE는 이미 0.667~0.672로 최댓값(0.677)의</w:t>
+      </w:r>
+      <w:r>
+        <w:t xml:space="preserve"> </w:t>
+      </w:r>
+      <w:r>
+        <w:rPr>
+          <w:b/>
+        </w:rPr>
+        <w:t xml:space="preserve">99% 수준</w:t>
+      </w:r>
+      <w:r>
+        <w:t xml:space="preserve">에 도달했는데, SSlin은 아직 83~87 mV/dec로 양호한 구간에 머문다.</w:t>
       </w:r>
     </w:p>
     <w:p>
       <w:pPr>
         <w:numPr>
           <w:ilvl w:val="0"/>
-          <w:numId w:val="1010"/>
+          <w:numId w:val="1011"/>
         </w:numPr>
         <w:pStyle w:val="Compact"/>
       </w:pPr>
@@ -9072,7 +10223,7 @@
         <w:t xml:space="preserve"> </w:t>
       </w:r>
       <w:r>
-        <w:t xml:space="preserve">— SS 160 → 200 → 250 → 300이 좁은 간격으로 몰려 있다. 반면 그 구간에서 배경색(STE)은 거의 변하지 않는다.</w:t>
+        <w:t xml:space="preserve">— SS 90 → 100 → 110 → 120이 좁은 간격으로 몰려 있다. 반면 그 구간에서 배경색(STE)은 거의 변하지 않는다.</w:t>
       </w:r>
       <w:r>
         <w:t xml:space="preserve"> </w:t>
@@ -9091,7 +10242,7 @@
       <w:pPr>
         <w:numPr>
           <w:ilvl w:val="0"/>
-          <w:numId w:val="1010"/>
+          <w:numId w:val="1011"/>
         </w:numPr>
         <w:pStyle w:val="Compact"/>
       </w:pPr>
@@ -9108,19 +10259,34 @@
         <w:t xml:space="preserve">0.5% 개선</w:t>
       </w:r>
       <w:r>
-        <w:t xml:space="preserve">되는데, SSSat은 125→228로</w:t>
-      </w:r>
-      <w:r>
-        <w:t xml:space="preserve"> </w:t>
-      </w:r>
-      <w:r>
-        <w:rPr>
-          <w:b/>
-        </w:rPr>
-        <w:t xml:space="preserve">82% 악화</w:t>
-      </w:r>
-      <w:r>
-        <w:t xml:space="preserve">된다. 이 비교가</w:t>
+        <w:t xml:space="preserve">되는데, SSlin은 85→101로</w:t>
+      </w:r>
+      <w:r>
+        <w:t xml:space="preserve"> </w:t>
+      </w:r>
+      <w:r>
+        <w:rPr>
+          <w:b/>
+        </w:rPr>
+        <w:t xml:space="preserve">19% 악화</w:t>
+      </w:r>
+      <w:r>
+        <w:t xml:space="preserve">되고 누설(Ioff)은</w:t>
+      </w:r>
+      <w:r>
+        <w:t xml:space="preserve"> </w:t>
+      </w:r>
+      <w:r>
+        <w:rPr>
+          <w:b/>
+        </w:rPr>
+        <w:t xml:space="preserve">20배</w:t>
+      </w:r>
+      <w:r>
+        <w:t xml:space="preserve"> </w:t>
+      </w:r>
+      <w:r>
+        <w:t xml:space="preserve">증가한다. 이 비교가</w:t>
       </w:r>
       <w:r>
         <w:t xml:space="preserve"> </w:t>
@@ -9142,7 +10308,7 @@
       <w:pPr>
         <w:numPr>
           <w:ilvl w:val="0"/>
-          <w:numId w:val="1010"/>
+          <w:numId w:val="1011"/>
         </w:numPr>
         <w:pStyle w:val="Compact"/>
       </w:pPr>
@@ -9156,7 +10322,70 @@
         <w:t xml:space="preserve"> </w:t>
       </w:r>
       <w:r>
-        <w:t xml:space="preserve">STE가 아직 0.59~0.65로 덜 올라온 구간이고, 특히 오른쪽 아래(고 Ge% + 얕은 리세스)는 SS까지 나쁘다(SS 200~250 점선이 그 영역을 지난다).</w:t>
+        <w:t xml:space="preserve">STE가 아직 0.59~0.65로 덜 올라온 구간이다. 다만 SSlin 관점만 보면 아래쪽이 가장 좋으므로,</w:t>
+      </w:r>
+      <w:r>
+        <w:t xml:space="preserve"> </w:t>
+      </w:r>
+      <w:r>
+        <w:t xml:space="preserve">“</w:t>
+      </w:r>
+      <w:r>
+        <w:t xml:space="preserve">왜 FR=0을 안 쓰나</w:t>
+      </w:r>
+      <w:r>
+        <w:t xml:space="preserve">”</w:t>
+      </w:r>
+      <w:r>
+        <w:t xml:space="preserve">에 대한 답은</w:t>
+      </w:r>
+      <w:r>
+        <w:t xml:space="preserve"> </w:t>
+      </w:r>
+      <w:r>
+        <w:rPr>
+          <w:b/>
+        </w:rPr>
+        <w:t xml:space="preserve">STE(그리고 그로부터 오는 구동전류)</w:t>
+      </w:r>
+      <w:r>
+        <w:t xml:space="preserve"> </w:t>
+      </w:r>
+      <w:r>
+        <w:t xml:space="preserve">쪽에서 나온다 — 두 그림을 겹쳐야 비로소 최적 구간이 정해지는 이유다.</w:t>
+      </w:r>
+    </w:p>
+    <w:p>
+      <w:pPr>
+        <w:numPr>
+          <w:ilvl w:val="0"/>
+          <w:numId w:val="1011"/>
+        </w:numPr>
+        <w:pStyle w:val="Compact"/>
+      </w:pPr>
+      <w:r>
+        <w:rPr>
+          <w:b/>
+        </w:rPr>
+        <w:t xml:space="preserve">Ge% 방향으로는 이 그림에 거의 경사가 없다.</w:t>
+      </w:r>
+      <w:r>
+        <w:t xml:space="preserve"> </w:t>
+      </w:r>
+      <w:r>
+        <w:t xml:space="preserve">STE도 SSlin도 Ge%에 둔감하기 때문이다. Ge% 선택의 근거는 이 그림이 아니라</w:t>
+      </w:r>
+      <w:r>
+        <w:t xml:space="preserve"> </w:t>
+      </w:r>
+      <w:r>
+        <w:rPr>
+          <w:b/>
+        </w:rPr>
+        <w:t xml:space="preserve">절대 응력(그림 2, 성능 ↑)과 누설(그림 3-B, 페널티 ↑)의 균형</w:t>
+      </w:r>
+      <w:r>
+        <w:t xml:space="preserve">에서 나온다.</w:t>
       </w:r>
     </w:p>
     <w:p>
@@ -9170,11 +10399,11 @@
       <w:pPr>
         <w:pStyle w:val="Heading2"/>
       </w:pPr>
-      <w:bookmarkStart w:id="54" w:name="분석-결과가-프로젝트에-어떻게-이어지는가"/>
+      <w:bookmarkStart w:id="56" w:name="분석-결과가-프로젝트에-어떻게-이어지는가"/>
       <w:r>
         <w:t xml:space="preserve">5. 분석 결과가 프로젝트에 어떻게 이어지는가</w:t>
       </w:r>
-      <w:bookmarkEnd w:id="54"/>
+      <w:bookmarkEnd w:id="56"/>
     </w:p>
     <w:p>
       <w:pPr>
@@ -9816,21 +11045,21 @@
       <w:pPr>
         <w:pStyle w:val="Heading2"/>
       </w:pPr>
-      <w:bookmarkStart w:id="55" w:name="최종-결론"/>
+      <w:bookmarkStart w:id="57" w:name="최종-결론"/>
       <w:r>
         <w:t xml:space="preserve">6. 최종 결론</w:t>
       </w:r>
-      <w:bookmarkEnd w:id="55"/>
+      <w:bookmarkEnd w:id="57"/>
     </w:p>
     <w:p>
       <w:pPr>
         <w:pStyle w:val="Heading3"/>
       </w:pPr>
-      <w:bookmarkStart w:id="56" w:name="결론-1-헤드라인-응력-전달-효율ste을-바꾸는-변수는-fr뿐이다"/>
+      <w:bookmarkStart w:id="58" w:name="결론-1-헤드라인-응력-전달-효율ste을-바꾸는-변수는-fr뿐이다"/>
       <w:r>
         <w:t xml:space="preserve">결론 1 (헤드라인) — 응력 전달 효율(STE)을 바꾸는 변수는 FR뿐이다</w:t>
       </w:r>
-      <w:bookmarkEnd w:id="56"/>
+      <w:bookmarkEnd w:id="58"/>
     </w:p>
     <w:p>
       <w:pPr>
@@ -9926,11 +11155,11 @@
       <w:pPr>
         <w:pStyle w:val="Heading3"/>
       </w:pPr>
-      <w:bookmarkStart w:id="57" w:name="결론-2-ge와-fr은-서로-독립적으로-작용한다"/>
+      <w:bookmarkStart w:id="59" w:name="결론-2-ge와-fr은-서로-독립적으로-작용한다"/>
       <w:r>
         <w:t xml:space="preserve">결론 2 — Ge%와 FR은 서로 독립적으로 작용한다</w:t>
       </w:r>
-      <w:bookmarkEnd w:id="57"/>
+      <w:bookmarkEnd w:id="59"/>
     </w:p>
     <w:p>
       <w:pPr>
@@ -9974,11 +11203,11 @@
       <w:pPr>
         <w:pStyle w:val="Heading3"/>
       </w:pPr>
-      <w:bookmarkStart w:id="58" w:name="Xc8968822815334d5ce1aaa62703a28b8aa3b80d"/>
+      <w:bookmarkStart w:id="60" w:name="Xc8968822815334d5ce1aaa62703a28b8aa3b80d"/>
       <w:r>
         <w:t xml:space="preserve">결론 3 — Ge%는 절대 응력·성능 면에서 테스트 범위(30~70%) 전체에서 유효하다</w:t>
       </w:r>
-      <w:bookmarkEnd w:id="58"/>
+      <w:bookmarkEnd w:id="60"/>
     </w:p>
     <w:p>
       <w:pPr>
@@ -10040,214 +11269,11 @@
       <w:pPr>
         <w:pStyle w:val="Heading3"/>
       </w:pPr>
-      <w:bookmarkStart w:id="59" w:name="결론-4-fr은-1522nm-부근이-실질적-최적-구간이다"/>
+      <w:bookmarkStart w:id="61" w:name="결론-4-fr은-1522nm-부근이-실질적-최적-구간이다"/>
       <w:r>
         <w:t xml:space="preserve">결론 4 — FR은 15~22nm 부근이 실질적 최적 구간이다</w:t>
       </w:r>
-      <w:bookmarkEnd w:id="59"/>
-    </w:p>
-    <w:p>
-      <w:pPr>
-        <w:numPr>
-          <w:ilvl w:val="0"/>
-          <w:numId w:val="1011"/>
-        </w:numPr>
-        <w:pStyle w:val="Compact"/>
-      </w:pPr>
-      <w:r>
-        <w:t xml:space="preserve">STE는 FR≈20nm에서 이미 0.667로 사실상 포화 (30nm의 0.670과 차이 0.5%)</w:t>
-      </w:r>
-    </w:p>
-    <w:p>
-      <w:pPr>
-        <w:numPr>
-          <w:ilvl w:val="0"/>
-          <w:numId w:val="1011"/>
-        </w:numPr>
-        <w:pStyle w:val="Compact"/>
-      </w:pPr>
-      <w:r>
-        <w:t xml:space="preserve">이동도(gmSat)도 FR≈20nm에서 피크</w:t>
-      </w:r>
-    </w:p>
-    <w:p>
-      <w:pPr>
-        <w:numPr>
-          <w:ilvl w:val="0"/>
-          <w:numId w:val="1011"/>
-        </w:numPr>
-        <w:pStyle w:val="Compact"/>
-      </w:pPr>
-      <w:r>
-        <w:t xml:space="preserve">SS·누설은 FR≈20nm에서 최적을 찍고 이후 급격히 악화 (Ioff는 FR 20→35에서 100배 이상 증가)</w:t>
-      </w:r>
-    </w:p>
-    <w:p>
-      <w:pPr>
-        <w:pStyle w:val="FirstParagraph"/>
-      </w:pPr>
-      <w:r>
-        <w:rPr>
-          <w:b/>
-        </w:rPr>
-        <w:t xml:space="preserve">FR을 22nm 이상 깊게 파는 것은 STE 이득 0.5% 대비 SS를 2배 이상 악화시키는 손해.</w:t>
-      </w:r>
-      <w:r>
-        <w:t xml:space="preserve"> </w:t>
-      </w:r>
-      <w:r>
-        <w:t xml:space="preserve">Gendron-Hansen 2015의</w:t>
-      </w:r>
-      <w:r>
-        <w:t xml:space="preserve"> </w:t>
-      </w:r>
-      <w:r>
-        <w:t xml:space="preserve">“</w:t>
-      </w:r>
-      <w:r>
-        <w:t xml:space="preserve">FR≥10nm에서 응력 최대</w:t>
-      </w:r>
-      <w:r>
-        <w:t xml:space="preserve">”</w:t>
-      </w:r>
-      <w:r>
-        <w:t xml:space="preserve"> </w:t>
-      </w:r>
-      <w:r>
-        <w:t xml:space="preserve">주장을 재현했을 뿐 아니라, 실용적 상한선까지 구체적으로 특정했다.</w:t>
-      </w:r>
-    </w:p>
-    <w:p>
-      <w:pPr>
-        <w:pStyle w:val="Heading3"/>
-      </w:pPr>
-      <w:bookmarkStart w:id="60" w:name="결론-5-응력-최대-코너가-최적-설계점은-아니다"/>
-      <w:r>
-        <w:t xml:space="preserve">결론 5 —</w:t>
-      </w:r>
-      <w:r>
-        <w:t xml:space="preserve"> </w:t>
-      </w:r>
-      <w:r>
-        <w:t xml:space="preserve">“</w:t>
-      </w:r>
-      <w:r>
-        <w:t xml:space="preserve">응력 최대 코너</w:t>
-      </w:r>
-      <w:r>
-        <w:t xml:space="preserve">”</w:t>
-      </w:r>
-      <w:r>
-        <w:t xml:space="preserve">가 최적 설계점은 아니다</w:t>
-      </w:r>
-      <w:bookmarkEnd w:id="60"/>
-    </w:p>
-    <w:p>
-      <w:pPr>
-        <w:pStyle w:val="FirstParagraph"/>
-      </w:pPr>
-      <w:r>
-        <w:t xml:space="preserve">순수 응력 크기만 보면 G70_F30(-3.560GPa)이 최댓값이다. 하지만 FR=30nm 지점은 이미 SS·누설이 나빠지기 시작하는 구간이고, 거기서 얻는 STE 이득은 FR=20nm 대비 0.5%에 불과하다.</w:t>
-      </w:r>
-      <w:r>
-        <w:t xml:space="preserve"> </w:t>
-      </w:r>
-      <w:r>
-        <w:rPr>
-          <w:b/>
-        </w:rPr>
-        <w:t xml:space="preserve">실사용 성능(Ion·SS·Ioff 종합)까지 고려하면 코너보다 안쪽(FR≈15~22nm)이 합리적인 설계 지점</w:t>
-      </w:r>
-      <w:r>
-        <w:t xml:space="preserve">이다. 응력 지도만 보고 코너를 고르면 안 된다는 것 자체가 이 프로젝트의 실용적 메시지다.</w:t>
-      </w:r>
-    </w:p>
-    <w:p>
-      <w:pPr>
-        <w:pStyle w:val="Heading3"/>
-      </w:pPr>
-      <w:bookmarkStart w:id="61" w:name="결론-6-ste-정규화는-체적평균이-타당하다-제안"/>
-      <w:r>
-        <w:t xml:space="preserve">결론 6 — STE 정규화는 체적평균이 타당하다 (제안)</w:t>
-      </w:r>
       <w:bookmarkEnd w:id="61"/>
-    </w:p>
-    <w:p>
-      <w:pPr>
-        <w:pStyle w:val="FirstParagraph"/>
-      </w:pPr>
-      <w:r>
-        <w:t xml:space="preserve">계면 단일점 방식은 FR 축에서 이동도와 음의 상관(-0.207)을 보여 물리적으로 성립하지 않는 반면, 체적평균은 +0.958로 일관되게 이동도를 잘 예측한다. 두 방식이 FR 부호와 교호작용 판정까지 뒤집을 만큼 다르므로, 이 선택은 명시적 근거와 함께 발표에서 다뤄야 한다.</w:t>
-      </w:r>
-    </w:p>
-    <w:p>
-      <w:r>
-        <w:pict>
-          <v:rect style="width:0;height:1.5pt" o:hralign="center" o:hrstd="t" o:hr="t"/>
-        </w:pict>
-      </w:r>
-    </w:p>
-    <w:p>
-      <w:pPr>
-        <w:pStyle w:val="Heading2"/>
-      </w:pPr>
-      <w:bookmarkStart w:id="62" w:name="프로젝트의-성과"/>
-      <w:r>
-        <w:t xml:space="preserve">7. 프로젝트의 성과</w:t>
-      </w:r>
-      <w:bookmarkEnd w:id="62"/>
-    </w:p>
-    <w:p>
-      <w:pPr>
-        <w:pStyle w:val="Heading3"/>
-      </w:pPr>
-      <w:bookmarkStart w:id="63" w:name="방법론적-성과"/>
-      <w:r>
-        <w:t xml:space="preserve">7-1. 방법론적 성과</w:t>
-      </w:r>
-      <w:bookmarkEnd w:id="63"/>
-    </w:p>
-    <w:p>
-      <w:pPr>
-        <w:pStyle w:val="FirstParagraph"/>
-      </w:pPr>
-      <w:r>
-        <w:rPr>
-          <w:b/>
-        </w:rPr>
-        <w:t xml:space="preserve">가설이 틀렸을 때 데이터를 근거로 프레이밍을 바꾼 사례.</w:t>
-      </w:r>
-      <w:r>
-        <w:t xml:space="preserve"> </w:t>
-      </w:r>
-      <w:r>
-        <w:t xml:space="preserve">결함 경계 프레이밍이 이 소자 치수에서 판별력을 잃는다는 걸 실제 계산으로 확인하고, STE라는 연속 지표로 전환했다. 처음 계획을 그대로 밀어붙였다면</w:t>
-      </w:r>
-      <w:r>
-        <w:t xml:space="preserve"> </w:t>
-      </w:r>
-      <w:r>
-        <w:t xml:space="preserve">“</w:t>
-      </w:r>
-      <w:r>
-        <w:t xml:space="preserve">전 구간 안전</w:t>
-      </w:r>
-      <w:r>
-        <w:t xml:space="preserve">”</w:t>
-      </w:r>
-      <w:r>
-        <w:t xml:space="preserve">이라는 무의미한 그림만 나왔을 것이다.</w:t>
-      </w:r>
-    </w:p>
-    <w:p>
-      <w:pPr>
-        <w:pStyle w:val="Heading3"/>
-      </w:pPr>
-      <w:bookmarkStart w:id="64" w:name="기술적-성과"/>
-      <w:r>
-        <w:t xml:space="preserve">7-2. 기술적 성과</w:t>
-      </w:r>
-      <w:bookmarkEnd w:id="64"/>
     </w:p>
     <w:p>
       <w:pPr>
@@ -10258,13 +11284,7 @@
         <w:pStyle w:val="Compact"/>
       </w:pPr>
       <w:r>
-        <w:rPr>
-          <w:b/>
-        </w:rPr>
-        <w:t xml:space="preserve">신규 변수(FR) 구현 및 검증</w:t>
-      </w:r>
-      <w:r>
-        <w:t xml:space="preserve">: 원본 예제에 없던 리세스 깊이 변수를 SProcess 스크립트에 조건부 식각 로직으로 추가하고, FR=0 회귀 테스트(원본과 동일 구조) + FR=15nm 실제 실행 후 좌표축 단면(cutline) 비교로 의도한 깊이만큼 정확히 파였음을 검증</w:t>
+        <w:t xml:space="preserve">STE는 FR≈20nm에서 이미 0.667로 사실상 포화 (30nm의 0.670과 차이 0.5%)</w:t>
       </w:r>
     </w:p>
     <w:p>
@@ -10276,28 +11296,7 @@
         <w:pStyle w:val="Compact"/>
       </w:pPr>
       <w:r>
-        <w:rPr>
-          <w:b/>
-        </w:rPr>
-        <w:t xml:space="preserve">응력-전기 결합 사전 검증</w:t>
-      </w:r>
-      <w:r>
-        <w:t xml:space="preserve">:</w:t>
-      </w:r>
-      <w:r>
-        <w:t xml:space="preserve"> </w:t>
-      </w:r>
-      <w:r>
-        <w:rPr>
-          <w:rStyle w:val="VerbatimChar"/>
-        </w:rPr>
-        <w:t xml:space="preserve">Strain_Impact</w:t>
-      </w:r>
-      <w:r>
-        <w:t xml:space="preserve"> </w:t>
-      </w:r>
-      <w:r>
-        <w:t xml:space="preserve">1/0 비교로 물리 모델이 실제 작동함을 스윕 시작 전에 확인 — 결과를 믿을 수 있는 근거</w:t>
+        <w:t xml:space="preserve">이동도(gmSat)도 FR≈20nm에서 피크</w:t>
       </w:r>
     </w:p>
     <w:p>
@@ -10309,78 +11308,175 @@
         <w:pStyle w:val="Compact"/>
       </w:pPr>
       <w:r>
-        <w:rPr>
-          <w:b/>
-        </w:rPr>
-        <w:t xml:space="preserve">25격자점 DoE 완주</w:t>
-      </w:r>
-      <w:r>
-        <w:t xml:space="preserve">: 3인이 열 분담, 교차검증 4쌍 전부 편차 0.0%</w:t>
-      </w:r>
-    </w:p>
-    <w:p>
-      <w:pPr>
-        <w:numPr>
-          <w:ilvl w:val="0"/>
-          <w:numId w:val="1012"/>
-        </w:numPr>
-        <w:pStyle w:val="Compact"/>
-      </w:pPr>
-      <w:r>
-        <w:rPr>
-          <w:b/>
-        </w:rPr>
-        <w:t xml:space="preserve">재현 가능한 파이프라인</w:t>
-      </w:r>
-      <w:r>
-        <w:t xml:space="preserve">:</w:t>
-      </w:r>
-      <w:r>
-        <w:t xml:space="preserve"> </w:t>
-      </w:r>
-      <w:r>
-        <w:rPr>
-          <w:rStyle w:val="VerbatimChar"/>
-        </w:rPr>
-        <w:t xml:space="preserve">params.yaml</w:t>
-      </w:r>
-      <w:r>
-        <w:t xml:space="preserve">(수치 단일 출처) →</w:t>
-      </w:r>
-      <w:r>
-        <w:t xml:space="preserve"> </w:t>
-      </w:r>
-      <w:r>
-        <w:rPr>
-          <w:rStyle w:val="VerbatimChar"/>
-        </w:rPr>
-        <w:t xml:space="preserve">build.py</w:t>
-      </w:r>
-      <w:r>
-        <w:t xml:space="preserve">(지표 추출·격자 구성) →</w:t>
-      </w:r>
-      <w:r>
-        <w:t xml:space="preserve"> </w:t>
-      </w:r>
-      <w:r>
-        <w:rPr>
-          <w:rStyle w:val="VerbatimChar"/>
-        </w:rPr>
-        <w:t xml:space="preserve">contour.py</w:t>
-      </w:r>
-      <w:r>
-        <w:t xml:space="preserve">(지도·회귀) 자동화. 팀원마다 다른 3가지 SWB export 형식을 전부 자동 인식하도록 파서 보강</w:t>
+        <w:t xml:space="preserve">SS·누설은 FR≈20nm에서 최적을 찍고 이후 급격히 악화 (Ioff는 FR 20→35에서 100배 이상 증가)</w:t>
+      </w:r>
+    </w:p>
+    <w:p>
+      <w:pPr>
+        <w:pStyle w:val="FirstParagraph"/>
+      </w:pPr>
+      <w:r>
+        <w:rPr>
+          <w:b/>
+        </w:rPr>
+        <w:t xml:space="preserve">FR을 22nm 이상 깊게 파는 것은 STE 이득 0.5% 대비 SS를 2배 이상 악화시키는 손해.</w:t>
+      </w:r>
+      <w:r>
+        <w:t xml:space="preserve"> </w:t>
+      </w:r>
+      <w:r>
+        <w:t xml:space="preserve">Gendron-Hansen 2015의</w:t>
+      </w:r>
+      <w:r>
+        <w:t xml:space="preserve"> </w:t>
+      </w:r>
+      <w:r>
+        <w:t xml:space="preserve">“</w:t>
+      </w:r>
+      <w:r>
+        <w:t xml:space="preserve">FR≥10nm에서 응력 최대</w:t>
+      </w:r>
+      <w:r>
+        <w:t xml:space="preserve">”</w:t>
+      </w:r>
+      <w:r>
+        <w:t xml:space="preserve"> </w:t>
+      </w:r>
+      <w:r>
+        <w:t xml:space="preserve">주장을 재현했을 뿐 아니라, 실용적 상한선까지 구체적으로 특정했다.</w:t>
       </w:r>
     </w:p>
     <w:p>
       <w:pPr>
         <w:pStyle w:val="Heading3"/>
       </w:pPr>
-      <w:bookmarkStart w:id="65" w:name="과학적-성과"/>
-      <w:r>
-        <w:t xml:space="preserve">7-3. 과학적 성과</w:t>
+      <w:bookmarkStart w:id="62" w:name="결론-5-응력-최대-코너가-최적-설계점은-아니다"/>
+      <w:r>
+        <w:t xml:space="preserve">결론 5 —</w:t>
+      </w:r>
+      <w:r>
+        <w:t xml:space="preserve"> </w:t>
+      </w:r>
+      <w:r>
+        <w:t xml:space="preserve">“</w:t>
+      </w:r>
+      <w:r>
+        <w:t xml:space="preserve">응력 최대 코너</w:t>
+      </w:r>
+      <w:r>
+        <w:t xml:space="preserve">”</w:t>
+      </w:r>
+      <w:r>
+        <w:t xml:space="preserve">가 최적 설계점은 아니다</w:t>
+      </w:r>
+      <w:bookmarkEnd w:id="62"/>
+    </w:p>
+    <w:p>
+      <w:pPr>
+        <w:pStyle w:val="FirstParagraph"/>
+      </w:pPr>
+      <w:r>
+        <w:t xml:space="preserve">순수 응력 크기만 보면 G70_F30(-3.560GPa)이 최댓값이다. 하지만 FR=30nm 지점은 이미 SS·누설이 나빠지기 시작하는 구간이고, 거기서 얻는 STE 이득은 FR=20nm 대비 0.5%에 불과하다.</w:t>
+      </w:r>
+      <w:r>
+        <w:t xml:space="preserve"> </w:t>
+      </w:r>
+      <w:r>
+        <w:rPr>
+          <w:b/>
+        </w:rPr>
+        <w:t xml:space="preserve">실사용 성능(Ion·SS·Ioff 종합)까지 고려하면 코너보다 안쪽(FR≈15~22nm)이 합리적인 설계 지점</w:t>
+      </w:r>
+      <w:r>
+        <w:t xml:space="preserve">이다. 응력 지도만 보고 코너를 고르면 안 된다는 것 자체가 이 프로젝트의 실용적 메시지다.</w:t>
+      </w:r>
+    </w:p>
+    <w:p>
+      <w:pPr>
+        <w:pStyle w:val="Heading3"/>
+      </w:pPr>
+      <w:bookmarkStart w:id="63" w:name="결론-6-ste-정규화는-체적평균이-타당하다-제안"/>
+      <w:r>
+        <w:t xml:space="preserve">결론 6 — STE 정규화는 체적평균이 타당하다 (제안)</w:t>
+      </w:r>
+      <w:bookmarkEnd w:id="63"/>
+    </w:p>
+    <w:p>
+      <w:pPr>
+        <w:pStyle w:val="FirstParagraph"/>
+      </w:pPr>
+      <w:r>
+        <w:t xml:space="preserve">계면 단일점 방식은 FR 축에서 이동도와 음의 상관(-0.207)을 보여 물리적으로 성립하지 않는 반면, 체적평균은 +0.958로 일관되게 이동도를 잘 예측한다. 두 방식이 FR 부호와 교호작용 판정까지 뒤집을 만큼 다르므로, 이 선택은 명시적 근거와 함께 발표에서 다뤄야 한다.</w:t>
+      </w:r>
+    </w:p>
+    <w:p>
+      <w:r>
+        <w:pict>
+          <v:rect style="width:0;height:1.5pt" o:hralign="center" o:hrstd="t" o:hr="t"/>
+        </w:pict>
+      </w:r>
+    </w:p>
+    <w:p>
+      <w:pPr>
+        <w:pStyle w:val="Heading2"/>
+      </w:pPr>
+      <w:bookmarkStart w:id="64" w:name="프로젝트의-성과"/>
+      <w:r>
+        <w:t xml:space="preserve">7. 프로젝트의 성과</w:t>
+      </w:r>
+      <w:bookmarkEnd w:id="64"/>
+    </w:p>
+    <w:p>
+      <w:pPr>
+        <w:pStyle w:val="Heading3"/>
+      </w:pPr>
+      <w:bookmarkStart w:id="65" w:name="방법론적-성과"/>
+      <w:r>
+        <w:t xml:space="preserve">7-1. 방법론적 성과</w:t>
       </w:r>
       <w:bookmarkEnd w:id="65"/>
+    </w:p>
+    <w:p>
+      <w:pPr>
+        <w:pStyle w:val="FirstParagraph"/>
+      </w:pPr>
+      <w:r>
+        <w:rPr>
+          <w:b/>
+        </w:rPr>
+        <w:t xml:space="preserve">가설이 틀렸을 때 데이터를 근거로 프레이밍을 바꾼 사례.</w:t>
+      </w:r>
+      <w:r>
+        <w:t xml:space="preserve"> </w:t>
+      </w:r>
+      <w:r>
+        <w:t xml:space="preserve">결함 경계 프레이밍이 이 소자 치수에서 판별력을 잃는다는 걸 실제 계산으로 확인하고, STE라는 연속 지표로 전환했다. 처음 계획을 그대로 밀어붙였다면</w:t>
+      </w:r>
+      <w:r>
+        <w:t xml:space="preserve"> </w:t>
+      </w:r>
+      <w:r>
+        <w:t xml:space="preserve">“</w:t>
+      </w:r>
+      <w:r>
+        <w:t xml:space="preserve">전 구간 안전</w:t>
+      </w:r>
+      <w:r>
+        <w:t xml:space="preserve">”</w:t>
+      </w:r>
+      <w:r>
+        <w:t xml:space="preserve">이라는 무의미한 그림만 나왔을 것이다.</w:t>
+      </w:r>
+    </w:p>
+    <w:p>
+      <w:pPr>
+        <w:pStyle w:val="Heading3"/>
+      </w:pPr>
+      <w:bookmarkStart w:id="66" w:name="기술적-성과"/>
+      <w:r>
+        <w:t xml:space="preserve">7-2. 기술적 성과</w:t>
+      </w:r>
+      <w:bookmarkEnd w:id="66"/>
     </w:p>
     <w:p>
       <w:pPr>
@@ -10394,10 +11490,10 @@
         <w:rPr>
           <w:b/>
         </w:rPr>
-        <w:t xml:space="preserve">선행연구 재현 + 정밀화</w:t>
-      </w:r>
-      <w:r>
-        <w:t xml:space="preserve">: Gendron-Hansen 2015의 FR 응력 포화 경향을 독립적으로 재현했고, 나아가 최적 구간(20~30nm)과 그 이후의 트레이드오프까지 특정</w:t>
+        <w:t xml:space="preserve">신규 변수(FR) 구현 및 검증</w:t>
+      </w:r>
+      <w:r>
+        <w:t xml:space="preserve">: 원본 예제에 없던 리세스 깊이 변수를 SProcess 스크립트에 조건부 식각 로직으로 추가하고, FR=0 회귀 테스트(원본과 동일 구조) + FR=15nm 실제 실행 후 좌표축 단면(cutline) 비교로 의도한 깊이만큼 정확히 파였음을 검증</w:t>
       </w:r>
     </w:p>
     <w:p>
@@ -10412,25 +11508,25 @@
         <w:rPr>
           <w:b/>
         </w:rPr>
-        <w:t xml:space="preserve">메커니즘 분리</w:t>
-      </w:r>
-      <w:r>
-        <w:t xml:space="preserve">: gmSat이라는 별도 지표를 도입해</w:t>
-      </w:r>
-      <w:r>
-        <w:t xml:space="preserve"> </w:t>
-      </w:r>
-      <w:r>
-        <w:t xml:space="preserve">“</w:t>
-      </w:r>
-      <w:r>
-        <w:t xml:space="preserve">전류 상승 = 응력 효과</w:t>
-      </w:r>
-      <w:r>
-        <w:t xml:space="preserve">”</w:t>
-      </w:r>
-      <w:r>
-        <w:t xml:space="preserve">라는 단순 해석을 넘어, Vt 롤오프 기여분을 구분해냈다. 단순 상관관계 보고가 아니라 인과 구조에 한 발 더 들어간 분석</w:t>
+        <w:t xml:space="preserve">응력-전기 결합 사전 검증</w:t>
+      </w:r>
+      <w:r>
+        <w:t xml:space="preserve">:</w:t>
+      </w:r>
+      <w:r>
+        <w:t xml:space="preserve"> </w:t>
+      </w:r>
+      <w:r>
+        <w:rPr>
+          <w:rStyle w:val="VerbatimChar"/>
+        </w:rPr>
+        <w:t xml:space="preserve">Strain_Impact</w:t>
+      </w:r>
+      <w:r>
+        <w:t xml:space="preserve"> </w:t>
+      </w:r>
+      <w:r>
+        <w:t xml:space="preserve">1/0 비교로 물리 모델이 실제 작동함을 스윕 시작 전에 확인 — 결과를 믿을 수 있는 근거</w:t>
       </w:r>
     </w:p>
     <w:p>
@@ -10445,28 +11541,10 @@
         <w:rPr>
           <w:b/>
         </w:rPr>
-        <w:t xml:space="preserve">정량적 헤드라인</w:t>
-      </w:r>
-      <w:r>
-        <w:t xml:space="preserve">:</w:t>
-      </w:r>
-      <w:r>
-        <w:t xml:space="preserve"> </w:t>
-      </w:r>
-      <w:r>
-        <w:t xml:space="preserve">“</w:t>
-      </w:r>
-      <w:r>
-        <w:t xml:space="preserve">Ge%와 FR은 독립(교호작용 t=-1.57, R²=0.9947)</w:t>
-      </w:r>
-      <w:r>
-        <w:t xml:space="preserve">”</w:t>
-      </w:r>
-      <w:r>
-        <w:t xml:space="preserve"> </w:t>
-      </w:r>
-      <w:r>
-        <w:t xml:space="preserve">— 숫자로 뒷받침되는 설계 자유도 결론</w:t>
+        <w:t xml:space="preserve">25격자점 DoE 완주</w:t>
+      </w:r>
+      <w:r>
+        <w:t xml:space="preserve">: 3인이 열 분담, 교차검증 4쌍 전부 편차 0.0%</w:t>
       </w:r>
     </w:p>
     <w:p>
@@ -10481,21 +11559,57 @@
         <w:rPr>
           <w:b/>
         </w:rPr>
-        <w:t xml:space="preserve">정규화 방법의 영향 규명</w:t>
-      </w:r>
-      <w:r>
-        <w:t xml:space="preserve">: 지표 정의 선택이 결론(FR 부호, 교호작용 유무)을 뒤집을 수 있다는 걸 실측으로 보이고, 이동도 예측력이라는 물리적 기준으로 판정 근거를 마련</w:t>
+        <w:t xml:space="preserve">재현 가능한 파이프라인</w:t>
+      </w:r>
+      <w:r>
+        <w:t xml:space="preserve">:</w:t>
+      </w:r>
+      <w:r>
+        <w:t xml:space="preserve"> </w:t>
+      </w:r>
+      <w:r>
+        <w:rPr>
+          <w:rStyle w:val="VerbatimChar"/>
+        </w:rPr>
+        <w:t xml:space="preserve">params.yaml</w:t>
+      </w:r>
+      <w:r>
+        <w:t xml:space="preserve">(수치 단일 출처) →</w:t>
+      </w:r>
+      <w:r>
+        <w:t xml:space="preserve"> </w:t>
+      </w:r>
+      <w:r>
+        <w:rPr>
+          <w:rStyle w:val="VerbatimChar"/>
+        </w:rPr>
+        <w:t xml:space="preserve">build.py</w:t>
+      </w:r>
+      <w:r>
+        <w:t xml:space="preserve">(지표 추출·격자 구성) →</w:t>
+      </w:r>
+      <w:r>
+        <w:t xml:space="preserve"> </w:t>
+      </w:r>
+      <w:r>
+        <w:rPr>
+          <w:rStyle w:val="VerbatimChar"/>
+        </w:rPr>
+        <w:t xml:space="preserve">contour.py</w:t>
+      </w:r>
+      <w:r>
+        <w:t xml:space="preserve">(지도·회귀) 자동화. 팀원마다 다른 3가지 SWB export 형식을 전부 자동 인식하도록 파서 보강</w:t>
       </w:r>
     </w:p>
     <w:p>
       <w:pPr>
         <w:pStyle w:val="Heading3"/>
       </w:pPr>
-      <w:bookmarkStart w:id="66" w:name="협업-성과"/>
-      <w:r>
-        <w:t xml:space="preserve">7-4. 협업 성과</w:t>
-      </w:r>
-      <w:bookmarkEnd w:id="66"/>
+      <w:bookmarkStart w:id="67" w:name="과학적-성과"/>
+      <w:r>
+        <w:t xml:space="preserve">7-3. 과학적 성과</w:t>
+      </w:r>
+      <w:bookmarkEnd w:id="67"/>
     </w:p>
     <w:p>
       <w:pPr>
@@ -10509,10 +11623,10 @@
         <w:rPr>
           <w:b/>
         </w:rPr>
-        <w:t xml:space="preserve">역할 분담 설계</w:t>
-      </w:r>
-      <w:r>
-        <w:t xml:space="preserve">: 격자를 열 기준 3등분해 병렬화하고, 중간 열 담당자가 양쪽을 교차검증하는 구조</w:t>
+        <w:t xml:space="preserve">선행연구 재현 + 정밀화</w:t>
+      </w:r>
+      <w:r>
+        <w:t xml:space="preserve">: Gendron-Hansen 2015의 FR 응력 포화 경향을 독립적으로 재현했고, 나아가 최적 구간(20~30nm)과 그 이후의 트레이드오프까지 특정</w:t>
       </w:r>
     </w:p>
     <w:p>
@@ -10527,40 +11641,10 @@
         <w:rPr>
           <w:b/>
         </w:rPr>
-        <w:t xml:space="preserve">단일 진실 공급원 원칙</w:t>
-      </w:r>
-      <w:r>
-        <w:t xml:space="preserve">: 모든 수치를</w:t>
-      </w:r>
-      <w:r>
-        <w:t xml:space="preserve"> </w:t>
-      </w:r>
-      <w:r>
-        <w:rPr>
-          <w:rStyle w:val="VerbatimChar"/>
-        </w:rPr>
-        <w:t xml:space="preserve">baseline/params.yaml</w:t>
-      </w:r>
-      <w:r>
-        <w:t xml:space="preserve"> </w:t>
-      </w:r>
-      <w:r>
-        <w:t xml:space="preserve">한 곳에서 관리하고,</w:t>
-      </w:r>
-      <w:r>
-        <w:t xml:space="preserve"> </w:t>
-      </w:r>
-      <w:r>
-        <w:rPr>
-          <w:rStyle w:val="VerbatimChar"/>
-        </w:rPr>
-        <w:t xml:space="preserve">baseline/</w:t>
-      </w:r>
-      <w:r>
-        <w:t xml:space="preserve"> </w:t>
-      </w:r>
-      <w:r>
-        <w:t xml:space="preserve">폴더는 PR + 2인 승인 규칙으로 잠금 —</w:t>
+        <w:t xml:space="preserve">메커니즘 분리</w:t>
+      </w:r>
+      <w:r>
+        <w:t xml:space="preserve">: gmSat이라는 별도 지표를 도입해</w:t>
       </w:r>
       <w:r>
         <w:t xml:space="preserve"> </w:t>
@@ -10569,16 +11653,13 @@
         <w:t xml:space="preserve">“</w:t>
       </w:r>
       <w:r>
-        <w:t xml:space="preserve">누군가 조용히 모델을 바꿔서 지도가 거짓말이 되는</w:t>
+        <w:t xml:space="preserve">전류 상승 = 응력 효과</w:t>
       </w:r>
       <w:r>
         <w:t xml:space="preserve">”</w:t>
       </w:r>
       <w:r>
-        <w:t xml:space="preserve"> </w:t>
-      </w:r>
-      <w:r>
-        <w:t xml:space="preserve">상황을 구조적으로 차단</w:t>
+        <w:t xml:space="preserve">라는 단순 해석을 넘어, Vt 롤오프 기여분을 구분해냈다. 단순 상관관계 보고가 아니라 인과 구조에 한 발 더 들어간 분석</w:t>
       </w:r>
     </w:p>
     <w:p>
@@ -10593,7 +11674,7 @@
         <w:rPr>
           <w:b/>
         </w:rPr>
-        <w:t xml:space="preserve">저장소 역할 분리</w:t>
+        <w:t xml:space="preserve">정량적 헤드라인</w:t>
       </w:r>
       <w:r>
         <w:t xml:space="preserve">:</w:t>
@@ -10602,25 +11683,19 @@
         <w:t xml:space="preserve"> </w:t>
       </w:r>
       <w:r>
-        <w:rPr>
-          <w:rStyle w:val="VerbatimChar"/>
-        </w:rPr>
-        <w:t xml:space="preserve">competition</w:t>
-      </w:r>
-      <w:r>
-        <w:t xml:space="preserve">(여정·의사결정 기록) /</w:t>
-      </w:r>
-      <w:r>
-        <w:t xml:space="preserve"> </w:t>
-      </w:r>
-      <w:r>
-        <w:rPr>
-          <w:rStyle w:val="VerbatimChar"/>
-        </w:rPr>
-        <w:t xml:space="preserve">Share</w:t>
-      </w:r>
-      <w:r>
-        <w:t xml:space="preserve">(실행·결과 공유 + GitHub Pages 대시보드)</w:t>
+        <w:t xml:space="preserve">“</w:t>
+      </w:r>
+      <w:r>
+        <w:t xml:space="preserve">Ge%와 FR은 독립(교호작용 t=-1.57, R²=0.9947)</w:t>
+      </w:r>
+      <w:r>
+        <w:t xml:space="preserve">”</w:t>
+      </w:r>
+      <w:r>
+        <w:t xml:space="preserve"> </w:t>
+      </w:r>
+      <w:r>
+        <w:t xml:space="preserve">— 숫자로 뒷받침되는 설계 자유도 결론</w:t>
       </w:r>
     </w:p>
     <w:p>
@@ -10635,36 +11710,19 @@
         <w:rPr>
           <w:b/>
         </w:rPr>
-        <w:t xml:space="preserve">GitHub 미경험 팀원 배려</w:t>
-      </w:r>
-      <w:r>
-        <w:t xml:space="preserve">: 대시보드에서 GitHub API로 직접 체크·업로드가 가능하도록 구현, 사용설명서 별도 배포</w:t>
-      </w:r>
-    </w:p>
-    <w:p>
-      <w:r>
-        <w:pict>
-          <v:rect style="width:0;height:1.5pt" o:hralign="center" o:hrstd="t" o:hr="t"/>
-        </w:pict>
-      </w:r>
-    </w:p>
-    <w:p>
-      <w:pPr>
-        <w:pStyle w:val="Heading2"/>
-      </w:pPr>
-      <w:bookmarkStart w:id="67" w:name="한계와-남은-과제"/>
-      <w:r>
-        <w:t xml:space="preserve">8. 한계와 남은 과제</w:t>
-      </w:r>
-      <w:bookmarkEnd w:id="67"/>
+        <w:t xml:space="preserve">정규화 방법의 영향 규명</w:t>
+      </w:r>
+      <w:r>
+        <w:t xml:space="preserve">: 지표 정의 선택이 결론(FR 부호, 교호작용 유무)을 뒤집을 수 있다는 걸 실측으로 보이고, 이동도 예측력이라는 물리적 기준으로 판정 근거를 마련</w:t>
+      </w:r>
     </w:p>
     <w:p>
       <w:pPr>
         <w:pStyle w:val="Heading3"/>
       </w:pPr>
-      <w:bookmarkStart w:id="68" w:name="방법론적-한계-발표에서-명시할-것"/>
-      <w:r>
-        <w:t xml:space="preserve">8-1. 방법론적 한계 (발표에서 명시할 것)</w:t>
+      <w:bookmarkStart w:id="68" w:name="협업-성과"/>
+      <w:r>
+        <w:t xml:space="preserve">7-4. 협업 성과</w:t>
       </w:r>
       <w:bookmarkEnd w:id="68"/>
     </w:p>
@@ -10680,58 +11738,10 @@
         <w:rPr>
           <w:b/>
         </w:rPr>
-        <w:t xml:space="preserve">테스트 범위 밖 외삽 금지</w:t>
-      </w:r>
-      <w:r>
-        <w:t xml:space="preserve">: Ge%&gt;70%, FR&gt;35nm 구간은 확인하지 않았다. 특히 Ge% 축은 70%에서도 포화 조짐이 없어</w:t>
-      </w:r>
-      <w:r>
-        <w:t xml:space="preserve"> </w:t>
-      </w:r>
-      <w:r>
-        <w:t xml:space="preserve">“</w:t>
-      </w:r>
-      <w:r>
-        <w:t xml:space="preserve">천장을 못 찾은</w:t>
-      </w:r>
-      <w:r>
-        <w:t xml:space="preserve">”</w:t>
-      </w:r>
-      <w:r>
-        <w:t xml:space="preserve"> </w:t>
-      </w:r>
-      <w:r>
-        <w:t xml:space="preserve">상태 —</w:t>
-      </w:r>
-      <w:r>
-        <w:t xml:space="preserve"> </w:t>
-      </w:r>
-      <w:r>
-        <w:t xml:space="preserve">“</w:t>
-      </w:r>
-      <w:r>
-        <w:t xml:space="preserve">계속 오른다</w:t>
-      </w:r>
-      <w:r>
-        <w:t xml:space="preserve">”</w:t>
-      </w:r>
-      <w:r>
-        <w:t xml:space="preserve">가 아니라</w:t>
-      </w:r>
-      <w:r>
-        <w:t xml:space="preserve"> </w:t>
-      </w:r>
-      <w:r>
-        <w:t xml:space="preserve">“</w:t>
-      </w:r>
-      <w:r>
-        <w:t xml:space="preserve">테스트 범위 안에서는 계속 올랐다</w:t>
-      </w:r>
-      <w:r>
-        <w:t xml:space="preserve">”</w:t>
-      </w:r>
-      <w:r>
-        <w:t xml:space="preserve">로 서술해야 한다. FR=35nm은 fin 전체 높이라 물리적 상한이기도 하다</w:t>
+        <w:t xml:space="preserve">역할 분담 설계</w:t>
+      </w:r>
+      <w:r>
+        <w:t xml:space="preserve">: 격자를 열 기준 3등분해 병렬화하고, 중간 열 담당자가 양쪽을 교차검증하는 구조</w:t>
       </w:r>
     </w:p>
     <w:p>
@@ -10746,10 +11756,58 @@
         <w:rPr>
           <w:b/>
         </w:rPr>
-        <w:t xml:space="preserve">계면 단일점 창의 위치 제약</w:t>
-      </w:r>
-      <w:r>
-        <w:t xml:space="preserve">: tri-gate라 게이트 계면이 상단/양 측벽 셋인데 상단만 확인했다</w:t>
+        <w:t xml:space="preserve">단일 진실 공급원 원칙</w:t>
+      </w:r>
+      <w:r>
+        <w:t xml:space="preserve">: 모든 수치를</w:t>
+      </w:r>
+      <w:r>
+        <w:t xml:space="preserve"> </w:t>
+      </w:r>
+      <w:r>
+        <w:rPr>
+          <w:rStyle w:val="VerbatimChar"/>
+        </w:rPr>
+        <w:t xml:space="preserve">baseline/params.yaml</w:t>
+      </w:r>
+      <w:r>
+        <w:t xml:space="preserve"> </w:t>
+      </w:r>
+      <w:r>
+        <w:t xml:space="preserve">한 곳에서 관리하고,</w:t>
+      </w:r>
+      <w:r>
+        <w:t xml:space="preserve"> </w:t>
+      </w:r>
+      <w:r>
+        <w:rPr>
+          <w:rStyle w:val="VerbatimChar"/>
+        </w:rPr>
+        <w:t xml:space="preserve">baseline/</w:t>
+      </w:r>
+      <w:r>
+        <w:t xml:space="preserve"> </w:t>
+      </w:r>
+      <w:r>
+        <w:t xml:space="preserve">폴더는 PR + 2인 승인 규칙으로 잠금 —</w:t>
+      </w:r>
+      <w:r>
+        <w:t xml:space="preserve"> </w:t>
+      </w:r>
+      <w:r>
+        <w:t xml:space="preserve">“</w:t>
+      </w:r>
+      <w:r>
+        <w:t xml:space="preserve">누군가 조용히 모델을 바꿔서 지도가 거짓말이 되는</w:t>
+      </w:r>
+      <w:r>
+        <w:t xml:space="preserve">”</w:t>
+      </w:r>
+      <w:r>
+        <w:t xml:space="preserve"> </w:t>
+      </w:r>
+      <w:r>
+        <w:t xml:space="preserve">상황을 구조적으로 차단</w:t>
       </w:r>
     </w:p>
     <w:p>
@@ -10764,10 +11822,34 @@
         <w:rPr>
           <w:b/>
         </w:rPr>
-        <w:t xml:space="preserve">SSSat 절대값이 이상적 60mV/dec 대비 매우 높음</w:t>
-      </w:r>
-      <w:r>
-        <w:t xml:space="preserve">(105~333) — 이 서브구조가 게이트 재질 없는 순수 응력/도핑 계산용이라 그런 것으로 추정되나, 완전한 게이트 스택에서 재확인 필요</w:t>
+        <w:t xml:space="preserve">저장소 역할 분리</w:t>
+      </w:r>
+      <w:r>
+        <w:t xml:space="preserve">:</w:t>
+      </w:r>
+      <w:r>
+        <w:t xml:space="preserve"> </w:t>
+      </w:r>
+      <w:r>
+        <w:rPr>
+          <w:rStyle w:val="VerbatimChar"/>
+        </w:rPr>
+        <w:t xml:space="preserve">competition</w:t>
+      </w:r>
+      <w:r>
+        <w:t xml:space="preserve">(여정·의사결정 기록) /</w:t>
+      </w:r>
+      <w:r>
+        <w:t xml:space="preserve"> </w:t>
+      </w:r>
+      <w:r>
+        <w:rPr>
+          <w:rStyle w:val="VerbatimChar"/>
+        </w:rPr>
+        <w:t xml:space="preserve">Share</w:t>
+      </w:r>
+      <w:r>
+        <w:t xml:space="preserve">(실행·결과 공유 + GitHub Pages 대시보드)</w:t>
       </w:r>
     </w:p>
     <w:p>
@@ -10780,39 +11862,40 @@
       </w:pPr>
       <w:r>
         <w:rPr>
-          <w:rStyle w:val="VerbatimChar"/>
-          <w:b/>
-        </w:rPr>
-        <w:t xml:space="preserve">FinFET_14nm</w:t>
-      </w:r>
-      <w:r>
-        <w:rPr>
-          <w:b/>
-        </w:rPr>
-        <w:t xml:space="preserve"> </w:t>
-      </w:r>
-      <w:r>
-        <w:rPr>
-          <w:b/>
-        </w:rPr>
-        <w:t xml:space="preserve">예제가 실제 14nm 노드에 대응하는지 미검증</w:t>
-      </w:r>
-      <w:r>
-        <w:t xml:space="preserve"> </w:t>
-      </w:r>
-      <w:r>
-        <w:t xml:space="preserve">— 파일명 기반 추측</w:t>
-      </w:r>
+          <w:b/>
+        </w:rPr>
+        <w:t xml:space="preserve">GitHub 미경험 팀원 배려</w:t>
+      </w:r>
+      <w:r>
+        <w:t xml:space="preserve">: 대시보드에서 GitHub API로 직접 체크·업로드가 가능하도록 구현, 사용설명서 별도 배포</w:t>
+      </w:r>
+    </w:p>
+    <w:p>
+      <w:r>
+        <w:pict>
+          <v:rect style="width:0;height:1.5pt" o:hralign="center" o:hrstd="t" o:hr="t"/>
+        </w:pict>
+      </w:r>
+    </w:p>
+    <w:p>
+      <w:pPr>
+        <w:pStyle w:val="Heading2"/>
+      </w:pPr>
+      <w:bookmarkStart w:id="69" w:name="한계와-남은-과제"/>
+      <w:r>
+        <w:t xml:space="preserve">8. 한계와 남은 과제</w:t>
+      </w:r>
+      <w:bookmarkEnd w:id="69"/>
     </w:p>
     <w:p>
       <w:pPr>
         <w:pStyle w:val="Heading3"/>
       </w:pPr>
-      <w:bookmarkStart w:id="69" w:name="미완료-과제"/>
-      <w:r>
-        <w:t xml:space="preserve">8-2. 미완료 과제</w:t>
-      </w:r>
-      <w:bookmarkEnd w:id="69"/>
+      <w:bookmarkStart w:id="70" w:name="방법론적-한계-발표에서-명시할-것"/>
+      <w:r>
+        <w:t xml:space="preserve">8-1. 방법론적 한계 (발표에서 명시할 것)</w:t>
+      </w:r>
+      <w:bookmarkEnd w:id="70"/>
     </w:p>
     <w:p>
       <w:pPr>
@@ -10823,22 +11906,61 @@
         <w:pStyle w:val="Compact"/>
       </w:pPr>
       <w:r>
-        <w:t xml:space="preserve">☐</w:t>
-      </w:r>
-      <w:r>
-        <w:t xml:space="preserve"> </w:t>
-      </w:r>
-      <w:r>
-        <w:rPr>
-          <w:b/>
-        </w:rPr>
-        <w:t xml:space="preserve">STE 정규화 최종 확정</w:t>
-      </w:r>
-      <w:r>
-        <w:t xml:space="preserve"> </w:t>
-      </w:r>
-      <w:r>
-        <w:t xml:space="preserve">— 위 4-5의 제안(체적평균)을 팀이 검토·확정</w:t>
+        <w:rPr>
+          <w:b/>
+        </w:rPr>
+        <w:t xml:space="preserve">테스트 범위 밖 외삽 금지</w:t>
+      </w:r>
+      <w:r>
+        <w:t xml:space="preserve">: Ge%&gt;70%, FR&gt;35nm 구간은 확인하지 않았다. 특히 Ge% 축은 70%에서도 포화 조짐이 없어</w:t>
+      </w:r>
+      <w:r>
+        <w:t xml:space="preserve"> </w:t>
+      </w:r>
+      <w:r>
+        <w:t xml:space="preserve">“</w:t>
+      </w:r>
+      <w:r>
+        <w:t xml:space="preserve">천장을 못 찾은</w:t>
+      </w:r>
+      <w:r>
+        <w:t xml:space="preserve">”</w:t>
+      </w:r>
+      <w:r>
+        <w:t xml:space="preserve"> </w:t>
+      </w:r>
+      <w:r>
+        <w:t xml:space="preserve">상태 —</w:t>
+      </w:r>
+      <w:r>
+        <w:t xml:space="preserve"> </w:t>
+      </w:r>
+      <w:r>
+        <w:t xml:space="preserve">“</w:t>
+      </w:r>
+      <w:r>
+        <w:t xml:space="preserve">계속 오른다</w:t>
+      </w:r>
+      <w:r>
+        <w:t xml:space="preserve">”</w:t>
+      </w:r>
+      <w:r>
+        <w:t xml:space="preserve">가 아니라</w:t>
+      </w:r>
+      <w:r>
+        <w:t xml:space="preserve"> </w:t>
+      </w:r>
+      <w:r>
+        <w:t xml:space="preserve">“</w:t>
+      </w:r>
+      <w:r>
+        <w:t xml:space="preserve">테스트 범위 안에서는 계속 올랐다</w:t>
+      </w:r>
+      <w:r>
+        <w:t xml:space="preserve">”</w:t>
+      </w:r>
+      <w:r>
+        <w:t xml:space="preserve">로 서술해야 한다. FR=35nm은 fin 전체 높이라 물리적 상한이기도 하다</w:t>
       </w:r>
     </w:p>
     <w:p>
@@ -10850,22 +11972,13 @@
         <w:pStyle w:val="Compact"/>
       </w:pPr>
       <w:r>
-        <w:t xml:space="preserve">☐</w:t>
-      </w:r>
-      <w:r>
-        <w:t xml:space="preserve"> </w:t>
-      </w:r>
-      <w:r>
-        <w:rPr>
-          <w:b/>
-        </w:rPr>
-        <w:t xml:space="preserve">#16 교차검증</w:t>
-      </w:r>
-      <w:r>
-        <w:t xml:space="preserve"> </w:t>
-      </w:r>
-      <w:r>
-        <w:t xml:space="preserve">(인접 열 경계 1점씩, 3인) — 미착수</w:t>
+        <w:rPr>
+          <w:b/>
+        </w:rPr>
+        <w:t xml:space="preserve">계면 단일점 창의 위치 제약</w:t>
+      </w:r>
+      <w:r>
+        <w:t xml:space="preserve">: tri-gate라 게이트 계면이 상단/양 측벽 셋인데 상단만 확인했다</w:t>
       </w:r>
     </w:p>
     <w:p>
@@ -10877,22 +11990,97 @@
         <w:pStyle w:val="Compact"/>
       </w:pPr>
       <w:r>
-        <w:t xml:space="preserve">☐</w:t>
-      </w:r>
-      <w:r>
-        <w:t xml:space="preserve"> </w:t>
-      </w:r>
-      <w:r>
-        <w:rPr>
-          <w:b/>
-        </w:rPr>
-        <w:t xml:space="preserve">#8</w:t>
-      </w:r>
-      <w:r>
-        <w:t xml:space="preserve"> </w:t>
-      </w:r>
-      <w:r>
-        <w:t xml:space="preserve">(남다연, 메쉬 수렴성 정량 검증) — 미완료. 지금까지는 육안 확인만</w:t>
+        <w:rPr>
+          <w:b/>
+        </w:rPr>
+        <w:t xml:space="preserve">SSlin 절대값이 이상적 60 mV/dec 대비 다소 높음</w:t>
+      </w:r>
+      <w:r>
+        <w:t xml:space="preserve">(FR=0 기준 77~80) — baseline fin 폭(15nm)이 게이트 길이(25nm)의 60%로 두꺼워 숏채널 효과가 실제 양산 14nm 공정(fin 폭 ~8nm)보다 과장돼 있는 것으로 보인다.</w:t>
+      </w:r>
+      <w:r>
+        <w:t xml:space="preserve"> </w:t>
+      </w:r>
+      <w:r>
+        <w:rPr>
+          <w:rStyle w:val="VerbatimChar"/>
+        </w:rPr>
+        <w:t xml:space="preserve">Wtop</w:t>
+      </w:r>
+      <w:r>
+        <w:t xml:space="preserve">/</w:t>
+      </w:r>
+      <w:r>
+        <w:rPr>
+          <w:rStyle w:val="VerbatimChar"/>
+        </w:rPr>
+        <w:t xml:space="preserve">Wbottom</w:t>
+      </w:r>
+      <w:r>
+        <w:t xml:space="preserve">이 이미 SWB 파라미터이므로 W=8nm 1점 재현으로 검증 가능. ※ 초기에 기록됐던</w:t>
+      </w:r>
+      <w:r>
+        <w:t xml:space="preserve"> </w:t>
+      </w:r>
+      <w:r>
+        <w:t xml:space="preserve">“</w:t>
+      </w:r>
+      <w:r>
+        <w:t xml:space="preserve">게이트 재질이 없어서</w:t>
+      </w:r>
+      <w:r>
+        <w:t xml:space="preserve">”</w:t>
+      </w:r>
+      <w:r>
+        <w:t xml:space="preserve">라는 추정은</w:t>
+      </w:r>
+      <w:r>
+        <w:t xml:space="preserve"> </w:t>
+      </w:r>
+      <w:r>
+        <w:rPr>
+          <w:b/>
+        </w:rPr>
+        <w:t xml:space="preserve">오류</w:t>
+      </w:r>
+      <w:r>
+        <w:t xml:space="preserve">로 확인됨 —</w:t>
+      </w:r>
+      <w:r>
+        <w:t xml:space="preserve"> </w:t>
+      </w:r>
+      <w:r>
+        <w:rPr>
+          <w:rStyle w:val="VerbatimChar"/>
+        </w:rPr>
+        <w:t xml:space="preserve">finfet_sprocess.scm</w:t>
+      </w:r>
+      <w:r>
+        <w:t xml:space="preserve">에 GATEox/HfO2/Tungsten RMG 흐름이 모두 있고, SDevice가 쓰는</w:t>
+      </w:r>
+      <w:r>
+        <w:t xml:space="preserve"> </w:t>
+      </w:r>
+      <w:r>
+        <w:rPr>
+          <w:rStyle w:val="VerbatimChar"/>
+        </w:rPr>
+        <w:t xml:space="preserve">n@node@_e</w:t>
+      </w:r>
+      <w:r>
+        <w:t xml:space="preserve"> </w:t>
+      </w:r>
+      <w:r>
+        <w:t xml:space="preserve">구조에도 게이트 스택이 완비돼 있다. 게이트 재질이 없던 것은 중간 저장 노드(</w:t>
+      </w:r>
+      <w:r>
+        <w:rPr>
+          <w:rStyle w:val="VerbatimChar"/>
+        </w:rPr>
+        <w:t xml:space="preserve">_GateRemoval</w:t>
+      </w:r>
+      <w:r>
+        <w:t xml:space="preserve">)를 본 것으로 추정</w:t>
       </w:r>
     </w:p>
     <w:p>
@@ -10904,99 +12092,40 @@
         <w:pStyle w:val="Compact"/>
       </w:pPr>
       <w:r>
-        <w:t xml:space="preserve">☐</w:t>
-      </w:r>
-      <w:r>
-        <w:t xml:space="preserve"> </w:t>
-      </w:r>
-      <w:r>
-        <w:rPr>
-          <w:b/>
-        </w:rPr>
-        <w:t xml:space="preserve">#7</w:t>
-      </w:r>
-      <w:r>
-        <w:t xml:space="preserve"> </w:t>
-      </w:r>
-      <w:r>
-        <w:t xml:space="preserve">(Choi 2012 원 논문 응력 데이터 직접 대조),</w:t>
-      </w:r>
-      <w:r>
-        <w:t xml:space="preserve"> </w:t>
-      </w:r>
-      <w:r>
-        <w:rPr>
-          <w:b/>
-        </w:rPr>
-        <w:t xml:space="preserve">#9</w:t>
-      </w:r>
-      <w:r>
-        <w:t xml:space="preserve"> </w:t>
-      </w:r>
-      <w:r>
-        <w:t xml:space="preserve">(Sentaurus 라이선스 옵션 확인) — 진행 상황 확인 필요</w:t>
-      </w:r>
-    </w:p>
-    <w:p>
-      <w:pPr>
-        <w:numPr>
-          <w:ilvl w:val="0"/>
-          <w:numId w:val="1016"/>
-        </w:numPr>
-        <w:pStyle w:val="Compact"/>
-      </w:pPr>
-      <w:r>
-        <w:t xml:space="preserve">☐ 응력 필드 비교 SVisual 사진 재작업 (컬러 스케일 단위 오류로 재촬영 중), 일부 격자점</w:t>
-      </w:r>
-      <w:r>
-        <w:t xml:space="preserve"> </w:t>
-      </w:r>
-      <w:r>
         <w:rPr>
           <w:rStyle w:val="VerbatimChar"/>
-        </w:rPr>
-        <w:t xml:space="preserve">notes.md</w:t>
-      </w:r>
-      <w:r>
-        <w:t xml:space="preserve"> </w:t>
-      </w:r>
-      <w:r>
-        <w:t xml:space="preserve">누락</w:t>
-      </w:r>
-    </w:p>
-    <w:p>
-      <w:pPr>
-        <w:numPr>
-          <w:ilvl w:val="0"/>
-          <w:numId w:val="1016"/>
-        </w:numPr>
-        <w:pStyle w:val="Compact"/>
-      </w:pPr>
-      <w:r>
-        <w:t xml:space="preserve">☐ Gendron-Hansen(2015)·Choi(2012) 원문 전체 확인 — IEEE 페이월로 미확보</w:t>
-      </w:r>
-    </w:p>
-    <w:p>
-      <w:pPr>
-        <w:numPr>
-          <w:ilvl w:val="0"/>
-          <w:numId w:val="1016"/>
-        </w:numPr>
-        <w:pStyle w:val="Compact"/>
-      </w:pPr>
-      <w:r>
-        <w:t xml:space="preserve">☐ People-Bean(1985) 원 논문 그래프 데이터 — 학교 복사 신청 중</w:t>
+          <w:b/>
+        </w:rPr>
+        <w:t xml:space="preserve">FinFET_14nm</w:t>
+      </w:r>
+      <w:r>
+        <w:rPr>
+          <w:b/>
+        </w:rPr>
+        <w:t xml:space="preserve"> </w:t>
+      </w:r>
+      <w:r>
+        <w:rPr>
+          <w:b/>
+        </w:rPr>
+        <w:t xml:space="preserve">예제가 실제 14nm 노드에 대응하는지 미검증</w:t>
+      </w:r>
+      <w:r>
+        <w:t xml:space="preserve"> </w:t>
+      </w:r>
+      <w:r>
+        <w:t xml:space="preserve">— 파일명 기반 추측</w:t>
       </w:r>
     </w:p>
     <w:p>
       <w:pPr>
         <w:pStyle w:val="Heading3"/>
       </w:pPr>
-      <w:bookmarkStart w:id="70" w:name="향후-확장-방향-제안"/>
-      <w:r>
-        <w:t xml:space="preserve">8-3. 향후 확장 방향 (제안)</w:t>
-      </w:r>
-      <w:bookmarkEnd w:id="70"/>
+      <w:bookmarkStart w:id="71" w:name="미완료-과제"/>
+      <w:r>
+        <w:t xml:space="preserve">8-2. 미완료 과제</w:t>
+      </w:r>
+      <w:bookmarkEnd w:id="71"/>
     </w:p>
     <w:p>
       <w:pPr>
@@ -11007,7 +12136,22 @@
         <w:pStyle w:val="Compact"/>
       </w:pPr>
       <w:r>
-        <w:t xml:space="preserve">SlFin_pt 기준으로도 전체 회귀·지도를 다시 그려 두 방식의 결론 차이를 발표에 병기</w:t>
+        <w:t xml:space="preserve">☐</w:t>
+      </w:r>
+      <w:r>
+        <w:t xml:space="preserve"> </w:t>
+      </w:r>
+      <w:r>
+        <w:rPr>
+          <w:b/>
+        </w:rPr>
+        <w:t xml:space="preserve">STE 정규화 최종 확정</w:t>
+      </w:r>
+      <w:r>
+        <w:t xml:space="preserve"> </w:t>
+      </w:r>
+      <w:r>
+        <w:t xml:space="preserve">— 위 4-5의 제안(체적평균)을 팀이 검토·확정</w:t>
       </w:r>
     </w:p>
     <w:p>
@@ -11019,7 +12163,22 @@
         <w:pStyle w:val="Compact"/>
       </w:pPr>
       <w:r>
-        <w:t xml:space="preserve">FR 축을 20~30nm 구간에서 더 촘촘히(예: 22/25/28nm) 스윕해 최적점을 정밀 특정</w:t>
+        <w:t xml:space="preserve">☐</w:t>
+      </w:r>
+      <w:r>
+        <w:t xml:space="preserve"> </w:t>
+      </w:r>
+      <w:r>
+        <w:rPr>
+          <w:b/>
+        </w:rPr>
+        <w:t xml:space="preserve">#16 교차검증</w:t>
+      </w:r>
+      <w:r>
+        <w:t xml:space="preserve"> </w:t>
+      </w:r>
+      <w:r>
+        <w:t xml:space="preserve">(인접 열 경계 1점씩, 3인) — 미착수</w:t>
       </w:r>
     </w:p>
     <w:p>
@@ -11027,6 +12186,160 @@
         <w:numPr>
           <w:ilvl w:val="0"/>
           <w:numId w:val="1017"/>
+        </w:numPr>
+        <w:pStyle w:val="Compact"/>
+      </w:pPr>
+      <w:r>
+        <w:t xml:space="preserve">☐</w:t>
+      </w:r>
+      <w:r>
+        <w:t xml:space="preserve"> </w:t>
+      </w:r>
+      <w:r>
+        <w:rPr>
+          <w:b/>
+        </w:rPr>
+        <w:t xml:space="preserve">#8</w:t>
+      </w:r>
+      <w:r>
+        <w:t xml:space="preserve"> </w:t>
+      </w:r>
+      <w:r>
+        <w:t xml:space="preserve">(남다연, 메쉬 수렴성 정량 검증) — 미완료. 지금까지는 육안 확인만</w:t>
+      </w:r>
+    </w:p>
+    <w:p>
+      <w:pPr>
+        <w:numPr>
+          <w:ilvl w:val="0"/>
+          <w:numId w:val="1017"/>
+        </w:numPr>
+        <w:pStyle w:val="Compact"/>
+      </w:pPr>
+      <w:r>
+        <w:t xml:space="preserve">☐</w:t>
+      </w:r>
+      <w:r>
+        <w:t xml:space="preserve"> </w:t>
+      </w:r>
+      <w:r>
+        <w:rPr>
+          <w:b/>
+        </w:rPr>
+        <w:t xml:space="preserve">#7</w:t>
+      </w:r>
+      <w:r>
+        <w:t xml:space="preserve"> </w:t>
+      </w:r>
+      <w:r>
+        <w:t xml:space="preserve">(Choi 2012 원 논문 응력 데이터 직접 대조),</w:t>
+      </w:r>
+      <w:r>
+        <w:t xml:space="preserve"> </w:t>
+      </w:r>
+      <w:r>
+        <w:rPr>
+          <w:b/>
+        </w:rPr>
+        <w:t xml:space="preserve">#9</w:t>
+      </w:r>
+      <w:r>
+        <w:t xml:space="preserve"> </w:t>
+      </w:r>
+      <w:r>
+        <w:t xml:space="preserve">(Sentaurus 라이선스 옵션 확인) — 진행 상황 확인 필요</w:t>
+      </w:r>
+    </w:p>
+    <w:p>
+      <w:pPr>
+        <w:numPr>
+          <w:ilvl w:val="0"/>
+          <w:numId w:val="1017"/>
+        </w:numPr>
+        <w:pStyle w:val="Compact"/>
+      </w:pPr>
+      <w:r>
+        <w:t xml:space="preserve">☐ 응력 필드 비교 SVisual 사진 재작업 (컬러 스케일 단위 오류로 재촬영 중), 일부 격자점</w:t>
+      </w:r>
+      <w:r>
+        <w:t xml:space="preserve"> </w:t>
+      </w:r>
+      <w:r>
+        <w:rPr>
+          <w:rStyle w:val="VerbatimChar"/>
+        </w:rPr>
+        <w:t xml:space="preserve">notes.md</w:t>
+      </w:r>
+      <w:r>
+        <w:t xml:space="preserve"> </w:t>
+      </w:r>
+      <w:r>
+        <w:t xml:space="preserve">누락</w:t>
+      </w:r>
+    </w:p>
+    <w:p>
+      <w:pPr>
+        <w:numPr>
+          <w:ilvl w:val="0"/>
+          <w:numId w:val="1017"/>
+        </w:numPr>
+        <w:pStyle w:val="Compact"/>
+      </w:pPr>
+      <w:r>
+        <w:t xml:space="preserve">☐ Gendron-Hansen(2015)·Choi(2012) 원문 전체 확인 — IEEE 페이월로 미확보</w:t>
+      </w:r>
+    </w:p>
+    <w:p>
+      <w:pPr>
+        <w:numPr>
+          <w:ilvl w:val="0"/>
+          <w:numId w:val="1017"/>
+        </w:numPr>
+        <w:pStyle w:val="Compact"/>
+      </w:pPr>
+      <w:r>
+        <w:t xml:space="preserve">☐ People-Bean(1985) 원 논문 그래프 데이터 — 학교 복사 신청 중</w:t>
+      </w:r>
+    </w:p>
+    <w:p>
+      <w:pPr>
+        <w:pStyle w:val="Heading3"/>
+      </w:pPr>
+      <w:bookmarkStart w:id="72" w:name="향후-확장-방향-제안"/>
+      <w:r>
+        <w:t xml:space="preserve">8-3. 향후 확장 방향 (제안)</w:t>
+      </w:r>
+      <w:bookmarkEnd w:id="72"/>
+    </w:p>
+    <w:p>
+      <w:pPr>
+        <w:numPr>
+          <w:ilvl w:val="0"/>
+          <w:numId w:val="1018"/>
+        </w:numPr>
+        <w:pStyle w:val="Compact"/>
+      </w:pPr>
+      <w:r>
+        <w:t xml:space="preserve">SlFin_pt 기준으로도 전체 회귀·지도를 다시 그려 두 방식의 결론 차이를 발표에 병기</w:t>
+      </w:r>
+    </w:p>
+    <w:p>
+      <w:pPr>
+        <w:numPr>
+          <w:ilvl w:val="0"/>
+          <w:numId w:val="1018"/>
+        </w:numPr>
+        <w:pStyle w:val="Compact"/>
+      </w:pPr>
+      <w:r>
+        <w:t xml:space="preserve">FR 축을 20~30nm 구간에서 더 촘촘히(예: 22/25/28nm) 스윕해 최적점을 정밀 특정</w:t>
+      </w:r>
+    </w:p>
+    <w:p>
+      <w:pPr>
+        <w:numPr>
+          <w:ilvl w:val="0"/>
+          <w:numId w:val="1018"/>
         </w:numPr>
         <w:pStyle w:val="Compact"/>
       </w:pPr>
@@ -11437,34 +12750,7 @@
     <w:abstractNumId w:val="991"/>
   </w:num>
   <w:num w:numId="1009">
-    <w:abstractNumId w:val="99411"/>
-    <w:lvlOverride w:ilvl="0">
-      <w:startOverride w:val="1"/>
-    </w:lvlOverride>
-    <w:lvlOverride w:ilvl="1">
-      <w:startOverride w:val="1"/>
-    </w:lvlOverride>
-    <w:lvlOverride w:ilvl="2">
-      <w:startOverride w:val="1"/>
-    </w:lvlOverride>
-    <w:lvlOverride w:ilvl="3">
-      <w:startOverride w:val="1"/>
-    </w:lvlOverride>
-    <w:lvlOverride w:ilvl="4">
-      <w:startOverride w:val="1"/>
-    </w:lvlOverride>
-    <w:lvlOverride w:ilvl="5">
-      <w:startOverride w:val="1"/>
-    </w:lvlOverride>
-    <w:lvlOverride w:ilvl="6">
-      <w:startOverride w:val="1"/>
-    </w:lvlOverride>
-    <w:lvlOverride w:ilvl="7">
-      <w:startOverride w:val="1"/>
-    </w:lvlOverride>
-    <w:lvlOverride w:ilvl="8">
-      <w:startOverride w:val="1"/>
-    </w:lvlOverride>
+    <w:abstractNumId w:val="991"/>
   </w:num>
   <w:num w:numId="1010">
     <w:abstractNumId w:val="991"/>
@@ -11488,6 +12774,9 @@
     <w:abstractNumId w:val="991"/>
   </w:num>
   <w:num w:numId="1017">
+    <w:abstractNumId w:val="991"/>
+  </w:num>
+  <w:num w:numId="1018">
     <w:abstractNumId w:val="991"/>
   </w:num>
 </w:numbering>
